--- a/public/ims/PRO-11-ADMIN-DASHBOARD.docx
+++ b/public/ims/PRO-11-ADMIN-DASHBOARD.docx
@@ -4,6 +4,550 @@
   <w:body>
     <w:p>
       <w:pPr>
+        <w:shd w:fill="0F172A" w:val="clear"/>
+        <w:spacing w:after="140" w:before="140"/>
+        <w:ind w:left="200"/>
+      </w:pPr>
+      <w:r>
+        <w:rPr>
+          <w:rFonts w:ascii="Arial" w:cs="Arial" w:eastAsia="Arial" w:hAnsi="Arial"/>
+          <w:b/>
+          <w:bCs/>
+          <w:color w:val="FFFFFF"/>
+          <w:sz w:val="22"/>
+          <w:szCs w:val="22"/>
+        </w:rPr>
+        <w:t xml:space="preserve">PREQAL INTEGRATED MANAGEMENT SYSTEM  ·  Controlled Document — Internal Use Only</w:t>
+      </w:r>
+    </w:p>
+    <w:p>
+      <w:pPr>
+        <w:spacing w:after="60" w:before="120"/>
+      </w:pPr>
+    </w:p>
+    <w:p>
+      <w:pPr>
+        <w:spacing w:after="60" w:before="240"/>
+      </w:pPr>
+      <w:r>
+        <w:rPr>
+          <w:rFonts w:ascii="Arial" w:cs="Arial" w:eastAsia="Arial" w:hAnsi="Arial"/>
+          <w:b/>
+          <w:bCs/>
+          <w:color w:val="0F172A"/>
+          <w:sz w:val="44"/>
+          <w:szCs w:val="44"/>
+        </w:rPr>
+        <w:t xml:space="preserve">SOP-10: Admin Dashboard Operations</w:t>
+      </w:r>
+    </w:p>
+    <w:p>
+      <w:pPr>
+        <w:spacing w:after="200" w:before="0"/>
+      </w:pPr>
+      <w:r>
+        <w:rPr>
+          <w:rFonts w:ascii="Arial" w:cs="Arial" w:eastAsia="Arial" w:hAnsi="Arial"/>
+          <w:color w:val="64748B"/>
+          <w:sz w:val="24"/>
+          <w:szCs w:val="24"/>
+        </w:rPr>
+        <w:t xml:space="preserve">Standard Operating Procedure</w:t>
+      </w:r>
+    </w:p>
+    <w:p>
+      <w:pPr>
+        <w:spacing w:after="80" w:before="40"/>
+      </w:pPr>
+    </w:p>
+    <w:tbl>
+      <w:tblPr>
+        <w:tblW w:type="dxa" w:w="10080"/>
+        <w:tblBorders>
+          <w:top w:val="single" w:color="auto" w:sz="4"/>
+          <w:left w:val="single" w:color="auto" w:sz="4"/>
+          <w:bottom w:val="single" w:color="auto" w:sz="4"/>
+          <w:right w:val="single" w:color="auto" w:sz="4"/>
+          <w:insideH w:val="single" w:color="auto" w:sz="4"/>
+          <w:insideV w:val="single" w:color="auto" w:sz="4"/>
+        </w:tblBorders>
+      </w:tblPr>
+      <w:tblGrid>
+        <w:gridCol w:w="2600"/>
+        <w:gridCol w:w="7480"/>
+      </w:tblGrid>
+      <w:tr>
+        <w:tc>
+          <w:tcPr>
+            <w:tcW w:type="dxa" w:w="2600"/>
+            <w:tcBorders>
+              <w:top w:val="single" w:color="CBD5E1" w:sz="1"/>
+              <w:left w:val="single" w:color="CBD5E1" w:sz="1"/>
+              <w:bottom w:val="single" w:color="CBD5E1" w:sz="1"/>
+              <w:right w:val="single" w:color="CBD5E1" w:sz="1"/>
+            </w:tcBorders>
+            <w:shd w:fill="0F172A" w:val="clear"/>
+            <w:tcMar>
+              <w:top w:type="dxa" w:w="80"/>
+              <w:left w:type="dxa" w:w="120"/>
+              <w:bottom w:type="dxa" w:w="80"/>
+              <w:right w:type="dxa" w:w="120"/>
+            </w:tcMar>
+          </w:tcPr>
+          <w:p>
+            <w:pPr>
+              <w:spacing w:after="0" w:before="0"/>
+            </w:pPr>
+            <w:r>
+              <w:rPr>
+                <w:rFonts w:ascii="Arial" w:cs="Arial" w:eastAsia="Arial" w:hAnsi="Arial"/>
+                <w:b/>
+                <w:bCs/>
+                <w:color w:val="FFFFFF"/>
+                <w:sz w:val="20"/>
+                <w:szCs w:val="20"/>
+              </w:rPr>
+              <w:t xml:space="preserve">Document No</w:t>
+            </w:r>
+          </w:p>
+        </w:tc>
+        <w:tc>
+          <w:tcPr>
+            <w:tcW w:type="dxa" w:w="7480"/>
+            <w:tcBorders>
+              <w:top w:val="single" w:color="CBD5E1" w:sz="1"/>
+              <w:left w:val="single" w:color="CBD5E1" w:sz="1"/>
+              <w:bottom w:val="single" w:color="CBD5E1" w:sz="1"/>
+              <w:right w:val="single" w:color="CBD5E1" w:sz="1"/>
+            </w:tcBorders>
+            <w:shd w:fill="FFFFFF" w:val="clear"/>
+            <w:tcMar>
+              <w:top w:type="dxa" w:w="80"/>
+              <w:left w:type="dxa" w:w="120"/>
+              <w:bottom w:type="dxa" w:w="80"/>
+              <w:right w:type="dxa" w:w="120"/>
+            </w:tcMar>
+          </w:tcPr>
+          <w:p>
+            <w:pPr>
+              <w:spacing w:after="0" w:before="0"/>
+            </w:pPr>
+            <w:r>
+              <w:rPr>
+                <w:rFonts w:ascii="Arial" w:cs="Arial" w:eastAsia="Arial" w:hAnsi="Arial"/>
+                <w:sz w:val="20"/>
+                <w:szCs w:val="20"/>
+              </w:rPr>
+              <w:t xml:space="preserve"/>
+            </w:r>
+          </w:p>
+        </w:tc>
+      </w:tr>
+      <w:tr>
+        <w:tc>
+          <w:tcPr>
+            <w:tcW w:type="dxa" w:w="2600"/>
+            <w:tcBorders>
+              <w:top w:val="single" w:color="CBD5E1" w:sz="1"/>
+              <w:left w:val="single" w:color="CBD5E1" w:sz="1"/>
+              <w:bottom w:val="single" w:color="CBD5E1" w:sz="1"/>
+              <w:right w:val="single" w:color="CBD5E1" w:sz="1"/>
+            </w:tcBorders>
+            <w:shd w:fill="0F172A" w:val="clear"/>
+            <w:tcMar>
+              <w:top w:type="dxa" w:w="80"/>
+              <w:left w:type="dxa" w:w="120"/>
+              <w:bottom w:type="dxa" w:w="80"/>
+              <w:right w:type="dxa" w:w="120"/>
+            </w:tcMar>
+          </w:tcPr>
+          <w:p>
+            <w:pPr>
+              <w:spacing w:after="0" w:before="0"/>
+            </w:pPr>
+            <w:r>
+              <w:rPr>
+                <w:rFonts w:ascii="Arial" w:cs="Arial" w:eastAsia="Arial" w:hAnsi="Arial"/>
+                <w:b/>
+                <w:bCs/>
+                <w:color w:val="FFFFFF"/>
+                <w:sz w:val="20"/>
+                <w:szCs w:val="20"/>
+              </w:rPr>
+              <w:t xml:space="preserve">Version</w:t>
+            </w:r>
+          </w:p>
+        </w:tc>
+        <w:tc>
+          <w:tcPr>
+            <w:tcW w:type="dxa" w:w="7480"/>
+            <w:tcBorders>
+              <w:top w:val="single" w:color="CBD5E1" w:sz="1"/>
+              <w:left w:val="single" w:color="CBD5E1" w:sz="1"/>
+              <w:bottom w:val="single" w:color="CBD5E1" w:sz="1"/>
+              <w:right w:val="single" w:color="CBD5E1" w:sz="1"/>
+            </w:tcBorders>
+            <w:shd w:fill="F8FAFC" w:val="clear"/>
+            <w:tcMar>
+              <w:top w:type="dxa" w:w="80"/>
+              <w:left w:type="dxa" w:w="120"/>
+              <w:bottom w:type="dxa" w:w="80"/>
+              <w:right w:type="dxa" w:w="120"/>
+            </w:tcMar>
+          </w:tcPr>
+          <w:p>
+            <w:pPr>
+              <w:spacing w:after="0" w:before="0"/>
+            </w:pPr>
+            <w:r>
+              <w:rPr>
+                <w:rFonts w:ascii="Arial" w:cs="Arial" w:eastAsia="Arial" w:hAnsi="Arial"/>
+                <w:sz w:val="20"/>
+                <w:szCs w:val="20"/>
+              </w:rPr>
+              <w:t xml:space="preserve">1.0</w:t>
+            </w:r>
+          </w:p>
+        </w:tc>
+      </w:tr>
+      <w:tr>
+        <w:tc>
+          <w:tcPr>
+            <w:tcW w:type="dxa" w:w="2600"/>
+            <w:tcBorders>
+              <w:top w:val="single" w:color="CBD5E1" w:sz="1"/>
+              <w:left w:val="single" w:color="CBD5E1" w:sz="1"/>
+              <w:bottom w:val="single" w:color="CBD5E1" w:sz="1"/>
+              <w:right w:val="single" w:color="CBD5E1" w:sz="1"/>
+            </w:tcBorders>
+            <w:shd w:fill="0F172A" w:val="clear"/>
+            <w:tcMar>
+              <w:top w:type="dxa" w:w="80"/>
+              <w:left w:type="dxa" w:w="120"/>
+              <w:bottom w:type="dxa" w:w="80"/>
+              <w:right w:type="dxa" w:w="120"/>
+            </w:tcMar>
+          </w:tcPr>
+          <w:p>
+            <w:pPr>
+              <w:spacing w:after="0" w:before="0"/>
+            </w:pPr>
+            <w:r>
+              <w:rPr>
+                <w:rFonts w:ascii="Arial" w:cs="Arial" w:eastAsia="Arial" w:hAnsi="Arial"/>
+                <w:b/>
+                <w:bCs/>
+                <w:color w:val="FFFFFF"/>
+                <w:sz w:val="20"/>
+                <w:szCs w:val="20"/>
+              </w:rPr>
+              <w:t xml:space="preserve">Effective Date</w:t>
+            </w:r>
+          </w:p>
+        </w:tc>
+        <w:tc>
+          <w:tcPr>
+            <w:tcW w:type="dxa" w:w="7480"/>
+            <w:tcBorders>
+              <w:top w:val="single" w:color="CBD5E1" w:sz="1"/>
+              <w:left w:val="single" w:color="CBD5E1" w:sz="1"/>
+              <w:bottom w:val="single" w:color="CBD5E1" w:sz="1"/>
+              <w:right w:val="single" w:color="CBD5E1" w:sz="1"/>
+            </w:tcBorders>
+            <w:shd w:fill="FFFFFF" w:val="clear"/>
+            <w:tcMar>
+              <w:top w:type="dxa" w:w="80"/>
+              <w:left w:type="dxa" w:w="120"/>
+              <w:bottom w:type="dxa" w:w="80"/>
+              <w:right w:type="dxa" w:w="120"/>
+            </w:tcMar>
+          </w:tcPr>
+          <w:p>
+            <w:pPr>
+              <w:spacing w:after="0" w:before="0"/>
+            </w:pPr>
+            <w:r>
+              <w:rPr>
+                <w:rFonts w:ascii="Arial" w:cs="Arial" w:eastAsia="Arial" w:hAnsi="Arial"/>
+                <w:sz w:val="20"/>
+                <w:szCs w:val="20"/>
+              </w:rPr>
+              <w:t xml:space="preserve">2026-05-07</w:t>
+            </w:r>
+          </w:p>
+        </w:tc>
+      </w:tr>
+      <w:tr>
+        <w:tc>
+          <w:tcPr>
+            <w:tcW w:type="dxa" w:w="2600"/>
+            <w:tcBorders>
+              <w:top w:val="single" w:color="CBD5E1" w:sz="1"/>
+              <w:left w:val="single" w:color="CBD5E1" w:sz="1"/>
+              <w:bottom w:val="single" w:color="CBD5E1" w:sz="1"/>
+              <w:right w:val="single" w:color="CBD5E1" w:sz="1"/>
+            </w:tcBorders>
+            <w:shd w:fill="0F172A" w:val="clear"/>
+            <w:tcMar>
+              <w:top w:type="dxa" w:w="80"/>
+              <w:left w:type="dxa" w:w="120"/>
+              <w:bottom w:type="dxa" w:w="80"/>
+              <w:right w:type="dxa" w:w="120"/>
+            </w:tcMar>
+          </w:tcPr>
+          <w:p>
+            <w:pPr>
+              <w:spacing w:after="0" w:before="0"/>
+            </w:pPr>
+            <w:r>
+              <w:rPr>
+                <w:rFonts w:ascii="Arial" w:cs="Arial" w:eastAsia="Arial" w:hAnsi="Arial"/>
+                <w:b/>
+                <w:bCs/>
+                <w:color w:val="FFFFFF"/>
+                <w:sz w:val="20"/>
+                <w:szCs w:val="20"/>
+              </w:rPr>
+              <w:t xml:space="preserve">Document Owner</w:t>
+            </w:r>
+          </w:p>
+        </w:tc>
+        <w:tc>
+          <w:tcPr>
+            <w:tcW w:type="dxa" w:w="7480"/>
+            <w:tcBorders>
+              <w:top w:val="single" w:color="CBD5E1" w:sz="1"/>
+              <w:left w:val="single" w:color="CBD5E1" w:sz="1"/>
+              <w:bottom w:val="single" w:color="CBD5E1" w:sz="1"/>
+              <w:right w:val="single" w:color="CBD5E1" w:sz="1"/>
+            </w:tcBorders>
+            <w:shd w:fill="F8FAFC" w:val="clear"/>
+            <w:tcMar>
+              <w:top w:type="dxa" w:w="80"/>
+              <w:left w:type="dxa" w:w="120"/>
+              <w:bottom w:type="dxa" w:w="80"/>
+              <w:right w:type="dxa" w:w="120"/>
+            </w:tcMar>
+          </w:tcPr>
+          <w:p>
+            <w:pPr>
+              <w:spacing w:after="0" w:before="0"/>
+            </w:pPr>
+            <w:r>
+              <w:rPr>
+                <w:rFonts w:ascii="Arial" w:cs="Arial" w:eastAsia="Arial" w:hAnsi="Arial"/>
+                <w:sz w:val="20"/>
+                <w:szCs w:val="20"/>
+              </w:rPr>
+              <w:t xml:space="preserve">Dr. Stefan Gravesande</w:t>
+            </w:r>
+          </w:p>
+        </w:tc>
+      </w:tr>
+      <w:tr>
+        <w:tc>
+          <w:tcPr>
+            <w:tcW w:type="dxa" w:w="2600"/>
+            <w:tcBorders>
+              <w:top w:val="single" w:color="CBD5E1" w:sz="1"/>
+              <w:left w:val="single" w:color="CBD5E1" w:sz="1"/>
+              <w:bottom w:val="single" w:color="CBD5E1" w:sz="1"/>
+              <w:right w:val="single" w:color="CBD5E1" w:sz="1"/>
+            </w:tcBorders>
+            <w:shd w:fill="0F172A" w:val="clear"/>
+            <w:tcMar>
+              <w:top w:type="dxa" w:w="80"/>
+              <w:left w:type="dxa" w:w="120"/>
+              <w:bottom w:type="dxa" w:w="80"/>
+              <w:right w:type="dxa" w:w="120"/>
+            </w:tcMar>
+          </w:tcPr>
+          <w:p>
+            <w:pPr>
+              <w:spacing w:after="0" w:before="0"/>
+            </w:pPr>
+            <w:r>
+              <w:rPr>
+                <w:rFonts w:ascii="Arial" w:cs="Arial" w:eastAsia="Arial" w:hAnsi="Arial"/>
+                <w:b/>
+                <w:bCs/>
+                <w:color w:val="FFFFFF"/>
+                <w:sz w:val="20"/>
+                <w:szCs w:val="20"/>
+              </w:rPr>
+              <w:t xml:space="preserve">ISO Reference</w:t>
+            </w:r>
+          </w:p>
+        </w:tc>
+        <w:tc>
+          <w:tcPr>
+            <w:tcW w:type="dxa" w:w="7480"/>
+            <w:tcBorders>
+              <w:top w:val="single" w:color="CBD5E1" w:sz="1"/>
+              <w:left w:val="single" w:color="CBD5E1" w:sz="1"/>
+              <w:bottom w:val="single" w:color="CBD5E1" w:sz="1"/>
+              <w:right w:val="single" w:color="CBD5E1" w:sz="1"/>
+            </w:tcBorders>
+            <w:shd w:fill="FFFFFF" w:val="clear"/>
+            <w:tcMar>
+              <w:top w:type="dxa" w:w="80"/>
+              <w:left w:type="dxa" w:w="120"/>
+              <w:bottom w:type="dxa" w:w="80"/>
+              <w:right w:type="dxa" w:w="120"/>
+            </w:tcMar>
+          </w:tcPr>
+          <w:p>
+            <w:pPr>
+              <w:spacing w:after="0" w:before="0"/>
+            </w:pPr>
+            <w:r>
+              <w:rPr>
+                <w:rFonts w:ascii="Arial" w:cs="Arial" w:eastAsia="Arial" w:hAnsi="Arial"/>
+                <w:sz w:val="20"/>
+                <w:szCs w:val="20"/>
+              </w:rPr>
+              <w:t xml:space="preserve"/>
+            </w:r>
+          </w:p>
+        </w:tc>
+      </w:tr>
+      <w:tr>
+        <w:tc>
+          <w:tcPr>
+            <w:tcW w:type="dxa" w:w="2600"/>
+            <w:tcBorders>
+              <w:top w:val="single" w:color="CBD5E1" w:sz="1"/>
+              <w:left w:val="single" w:color="CBD5E1" w:sz="1"/>
+              <w:bottom w:val="single" w:color="CBD5E1" w:sz="1"/>
+              <w:right w:val="single" w:color="CBD5E1" w:sz="1"/>
+            </w:tcBorders>
+            <w:shd w:fill="0F172A" w:val="clear"/>
+            <w:tcMar>
+              <w:top w:type="dxa" w:w="80"/>
+              <w:left w:type="dxa" w:w="120"/>
+              <w:bottom w:type="dxa" w:w="80"/>
+              <w:right w:type="dxa" w:w="120"/>
+            </w:tcMar>
+          </w:tcPr>
+          <w:p>
+            <w:pPr>
+              <w:spacing w:after="0" w:before="0"/>
+            </w:pPr>
+            <w:r>
+              <w:rPr>
+                <w:rFonts w:ascii="Arial" w:cs="Arial" w:eastAsia="Arial" w:hAnsi="Arial"/>
+                <w:b/>
+                <w:bCs/>
+                <w:color w:val="FFFFFF"/>
+                <w:sz w:val="20"/>
+                <w:szCs w:val="20"/>
+              </w:rPr>
+              <w:t xml:space="preserve">Related Documents</w:t>
+            </w:r>
+          </w:p>
+        </w:tc>
+        <w:tc>
+          <w:tcPr>
+            <w:tcW w:type="dxa" w:w="7480"/>
+            <w:tcBorders>
+              <w:top w:val="single" w:color="CBD5E1" w:sz="1"/>
+              <w:left w:val="single" w:color="CBD5E1" w:sz="1"/>
+              <w:bottom w:val="single" w:color="CBD5E1" w:sz="1"/>
+              <w:right w:val="single" w:color="CBD5E1" w:sz="1"/>
+            </w:tcBorders>
+            <w:shd w:fill="F8FAFC" w:val="clear"/>
+            <w:tcMar>
+              <w:top w:type="dxa" w:w="80"/>
+              <w:left w:type="dxa" w:w="120"/>
+              <w:bottom w:type="dxa" w:w="80"/>
+              <w:right w:type="dxa" w:w="120"/>
+            </w:tcMar>
+          </w:tcPr>
+          <w:p>
+            <w:pPr>
+              <w:spacing w:after="0" w:before="0"/>
+            </w:pPr>
+            <w:r>
+              <w:rPr>
+                <w:rFonts w:ascii="Arial" w:cs="Arial" w:eastAsia="Arial" w:hAnsi="Arial"/>
+                <w:sz w:val="20"/>
+                <w:szCs w:val="20"/>
+              </w:rPr>
+              <w:t xml:space="preserve"/>
+            </w:r>
+          </w:p>
+        </w:tc>
+      </w:tr>
+      <w:tr>
+        <w:tc>
+          <w:tcPr>
+            <w:tcW w:type="dxa" w:w="2600"/>
+            <w:tcBorders>
+              <w:top w:val="single" w:color="CBD5E1" w:sz="1"/>
+              <w:left w:val="single" w:color="CBD5E1" w:sz="1"/>
+              <w:bottom w:val="single" w:color="CBD5E1" w:sz="1"/>
+              <w:right w:val="single" w:color="CBD5E1" w:sz="1"/>
+            </w:tcBorders>
+            <w:shd w:fill="0F172A" w:val="clear"/>
+            <w:tcMar>
+              <w:top w:type="dxa" w:w="80"/>
+              <w:left w:type="dxa" w:w="120"/>
+              <w:bottom w:type="dxa" w:w="80"/>
+              <w:right w:type="dxa" w:w="120"/>
+            </w:tcMar>
+          </w:tcPr>
+          <w:p>
+            <w:pPr>
+              <w:spacing w:after="0" w:before="0"/>
+            </w:pPr>
+            <w:r>
+              <w:rPr>
+                <w:rFonts w:ascii="Arial" w:cs="Arial" w:eastAsia="Arial" w:hAnsi="Arial"/>
+                <w:b/>
+                <w:bCs/>
+                <w:color w:val="FFFFFF"/>
+                <w:sz w:val="20"/>
+                <w:szCs w:val="20"/>
+              </w:rPr>
+              <w:t xml:space="preserve">Classification</w:t>
+            </w:r>
+          </w:p>
+        </w:tc>
+        <w:tc>
+          <w:tcPr>
+            <w:tcW w:type="dxa" w:w="7480"/>
+            <w:tcBorders>
+              <w:top w:val="single" w:color="CBD5E1" w:sz="1"/>
+              <w:left w:val="single" w:color="CBD5E1" w:sz="1"/>
+              <w:bottom w:val="single" w:color="CBD5E1" w:sz="1"/>
+              <w:right w:val="single" w:color="CBD5E1" w:sz="1"/>
+            </w:tcBorders>
+            <w:shd w:fill="FFFFFF" w:val="clear"/>
+            <w:tcMar>
+              <w:top w:type="dxa" w:w="80"/>
+              <w:left w:type="dxa" w:w="120"/>
+              <w:bottom w:type="dxa" w:w="80"/>
+              <w:right w:type="dxa" w:w="120"/>
+            </w:tcMar>
+          </w:tcPr>
+          <w:p>
+            <w:pPr>
+              <w:spacing w:after="0" w:before="0"/>
+            </w:pPr>
+            <w:r>
+              <w:rPr>
+                <w:rFonts w:ascii="Arial" w:cs="Arial" w:eastAsia="Arial" w:hAnsi="Arial"/>
+                <w:sz w:val="20"/>
+                <w:szCs w:val="20"/>
+              </w:rPr>
+              <w:t xml:space="preserve">Internal — Controlled Document</w:t>
+            </w:r>
+          </w:p>
+        </w:tc>
+      </w:tr>
+    </w:tbl>
+    <w:p>
+      <w:pPr>
         <w:spacing w:before="240" w:after="80"/>
       </w:pPr>
       <w:r>
@@ -959,6 +1503,14 @@
       </w:r>
     </w:p>
     <w:p/>
+    <w:sectPr>
+      <w:headerReference w:type="default" r:id="rId7"/>
+      <w:footerReference w:type="default" r:id="rId8"/>
+      <w:pgSz w:w="12240" w:h="15840" w:orient="portrait"/>
+      <w:pgMar w:top="1080" w:right="1080" w:bottom="1080" w:left="1080" w:header="708" w:footer="708" w:gutter="0"/>
+      <w:pgNumType/>
+      <w:docGrid w:linePitch="360"/>
+    </w:sectPr>
     <w:sectPr>
       <w:headerReference w:type="default" r:id="rId7"/>
       <w:footerReference w:type="default" r:id="rId8"/>

--- a/public/ims/PRO-11-ADMIN-DASHBOARD.docx
+++ b/public/ims/PRO-11-ADMIN-DASHBOARD.docx
@@ -1511,14 +1511,6 @@
       <w:pgNumType/>
       <w:docGrid w:linePitch="360"/>
     </w:sectPr>
-    <w:sectPr>
-      <w:headerReference w:type="default" r:id="rId7"/>
-      <w:footerReference w:type="default" r:id="rId8"/>
-      <w:pgSz w:w="12240" w:h="15840" w:orient="portrait"/>
-      <w:pgMar w:top="1080" w:right="1080" w:bottom="1080" w:left="1080" w:header="708" w:footer="708" w:gutter="0"/>
-      <w:pgNumType/>
-      <w:docGrid w:linePitch="360"/>
-    </w:sectPr>
   </w:body>
 </w:document>
 </file>

--- a/public/ims/PRO-11-ADMIN-DASHBOARD.docx
+++ b/public/ims/PRO-11-ADMIN-DASHBOARD.docx
@@ -548,10 +548,13 @@
     </w:tbl>
     <w:p>
       <w:pPr>
-        <w:spacing w:before="240" w:after="80"/>
-      </w:pPr>
-      <w:r>
-        <w:rPr>
+        <w:spacing w:line="360" w:lineRule="auto" w:before="240" w:after="80"/>
+        <w:keepLines/>
+        <w:pageBreakBefore/>
+      </w:pPr>
+      <w:r>
+        <w:rPr>
+          <w:rFonts w:ascii="Times New Roman" w:hAnsi="Times New Roman" w:cs="Times New Roman"/>
           <w:b/>
           <w:bCs/>
           <w:sz w:val="28"/>
@@ -563,18 +566,26 @@
     </w:p>
     <w:p>
       <w:pPr>
-        <w:spacing w:after="80"/>
-      </w:pPr>
-      <w:r>
+        <w:spacing w:line="360" w:lineRule="auto" w:after="80"/>
+        <w:keepLines/>
+      </w:pPr>
+      <w:r>
+        <w:rPr>
+          <w:rFonts w:ascii="Times New Roman" w:hAnsi="Times New Roman" w:cs="Times New Roman"/>
+          <w:sz w:val="24"/>
+          <w:szCs w:val="24"/>
+        </w:rPr>
         <w:t xml:space="preserve">To define how the Preqal Admin Dashboard is used as the operational nerve centre — the single interface through which human and agentic workers monitor pipeline health, manage client records, track invoices, and action the tasks defined in all other SOPs.</w:t>
       </w:r>
     </w:p>
     <w:p>
       <w:pPr>
-        <w:spacing w:before="240" w:after="80"/>
-      </w:pPr>
-      <w:r>
-        <w:rPr>
+        <w:spacing w:line="360" w:lineRule="auto" w:before="240" w:after="80"/>
+        <w:keepLines/>
+      </w:pPr>
+      <w:r>
+        <w:rPr>
+          <w:rFonts w:ascii="Times New Roman" w:hAnsi="Times New Roman" w:cs="Times New Roman"/>
           <w:b/>
           <w:bCs/>
           <w:sz w:val="28"/>
@@ -586,18 +597,26 @@
     </w:p>
     <w:p>
       <w:pPr>
-        <w:spacing w:after="80"/>
-      </w:pPr>
-      <w:r>
+        <w:spacing w:line="360" w:lineRule="auto" w:after="80"/>
+        <w:keepLines/>
+      </w:pPr>
+      <w:r>
+        <w:rPr>
+          <w:rFonts w:ascii="Times New Roman" w:hAnsi="Times New Roman" w:cs="Times New Roman"/>
+          <w:sz w:val="24"/>
+          <w:szCs w:val="24"/>
+        </w:rPr>
         <w:t xml:space="preserve">Applies to all users of the Admin Dashboard at `preqal.org/admin-dashboard.html`. Covers: access control, daily operational checks, data entry standards, use by agentic workers, and dashboard maintenance.</w:t>
       </w:r>
     </w:p>
     <w:p>
       <w:pPr>
-        <w:spacing w:before="240" w:after="80"/>
-      </w:pPr>
-      <w:r>
-        <w:rPr>
+        <w:spacing w:line="360" w:lineRule="auto" w:before="240" w:after="80"/>
+        <w:keepLines/>
+      </w:pPr>
+      <w:r>
+        <w:rPr>
+          <w:rFonts w:ascii="Times New Roman" w:hAnsi="Times New Roman" w:cs="Times New Roman"/>
           <w:b/>
           <w:bCs/>
           <w:sz w:val="28"/>
@@ -610,10 +629,12 @@
     <w:p/>
     <w:p>
       <w:pPr>
-        <w:spacing w:before="240" w:after="80"/>
-      </w:pPr>
-      <w:r>
-        <w:rPr>
+        <w:spacing w:line="360" w:lineRule="auto" w:before="240" w:after="80"/>
+        <w:keepLines/>
+      </w:pPr>
+      <w:r>
+        <w:rPr>
+          <w:rFonts w:ascii="Times New Roman" w:hAnsi="Times New Roman" w:cs="Times New Roman"/>
           <w:b/>
           <w:bCs/>
           <w:sz w:val="28"/>
@@ -625,826 +646,1340 @@
     </w:p>
     <w:p>
       <w:pPr>
-        <w:spacing w:after="80"/>
-      </w:pPr>
-      <w:r>
-        <w:rPr>
-          <w:b/>
-          <w:bCs/>
+        <w:spacing w:line="360" w:lineRule="auto" w:after="80"/>
+        <w:keepLines/>
+      </w:pPr>
+      <w:r>
+        <w:rPr>
+          <w:rFonts w:ascii="Times New Roman" w:hAnsi="Times New Roman" w:cs="Times New Roman"/>
+          <w:b/>
+          <w:bCs/>
+          <w:sz w:val="24"/>
+          <w:szCs w:val="24"/>
         </w:rPr>
         <w:t xml:space="preserve">Term</w:t>
       </w:r>
       <w:r>
+        <w:rPr>
+          <w:rFonts w:ascii="Times New Roman" w:hAnsi="Times New Roman" w:cs="Times New Roman"/>
+          <w:sz w:val="24"/>
+          <w:szCs w:val="24"/>
+        </w:rPr>
         <w:t xml:space="preserve"> — Definition</w:t>
       </w:r>
     </w:p>
     <w:p>
       <w:pPr>
-        <w:spacing w:after="80"/>
-      </w:pPr>
-      <w:r>
-        <w:rPr>
-          <w:b/>
-          <w:bCs/>
+        <w:spacing w:line="360" w:lineRule="auto" w:after="80"/>
+        <w:keepLines/>
+      </w:pPr>
+      <w:r>
+        <w:rPr>
+          <w:rFonts w:ascii="Times New Roman" w:hAnsi="Times New Roman" w:cs="Times New Roman"/>
+          <w:b/>
+          <w:bCs/>
+          <w:sz w:val="24"/>
+          <w:szCs w:val="24"/>
         </w:rPr>
         <w:t xml:space="preserve">Admin Dashboard</w:t>
       </w:r>
       <w:r>
+        <w:rPr>
+          <w:rFonts w:ascii="Times New Roman" w:hAnsi="Times New Roman" w:cs="Times New Roman"/>
+          <w:sz w:val="24"/>
+          <w:szCs w:val="24"/>
+        </w:rPr>
         <w:t xml:space="preserve"> — The standalone HTML tool at `preqal.org/admin-dashboard.html` — authenticated access only</w:t>
       </w:r>
     </w:p>
     <w:p>
       <w:pPr>
-        <w:spacing w:after="80"/>
-      </w:pPr>
-      <w:r>
-        <w:rPr>
-          <w:b/>
-          <w:bCs/>
+        <w:spacing w:line="360" w:lineRule="auto" w:after="80"/>
+        <w:keepLines/>
+      </w:pPr>
+      <w:r>
+        <w:rPr>
+          <w:rFonts w:ascii="Times New Roman" w:hAnsi="Times New Roman" w:cs="Times New Roman"/>
+          <w:b/>
+          <w:bCs/>
+          <w:sz w:val="24"/>
+          <w:szCs w:val="24"/>
         </w:rPr>
         <w:t xml:space="preserve">Tab</w:t>
       </w:r>
       <w:r>
+        <w:rPr>
+          <w:rFonts w:ascii="Times New Roman" w:hAnsi="Times New Roman" w:cs="Times New Roman"/>
+          <w:sz w:val="24"/>
+          <w:szCs w:val="24"/>
+        </w:rPr>
         <w:t xml:space="preserve"> — A section of the dashboard (Overview, Leads, Quote Submissions, CRM, Billing, Course, Traffic)</w:t>
       </w:r>
     </w:p>
     <w:p>
       <w:pPr>
-        <w:spacing w:after="80"/>
-      </w:pPr>
-      <w:r>
-        <w:rPr>
-          <w:b/>
-          <w:bCs/>
+        <w:spacing w:line="360" w:lineRule="auto" w:after="80"/>
+        <w:keepLines/>
+      </w:pPr>
+      <w:r>
+        <w:rPr>
+          <w:rFonts w:ascii="Times New Roman" w:hAnsi="Times New Roman" w:cs="Times New Roman"/>
+          <w:b/>
+          <w:bCs/>
+          <w:sz w:val="24"/>
+          <w:szCs w:val="24"/>
         </w:rPr>
         <w:t xml:space="preserve">Supabase</w:t>
       </w:r>
       <w:r>
+        <w:rPr>
+          <w:rFonts w:ascii="Times New Roman" w:hAnsi="Times New Roman" w:cs="Times New Roman"/>
+          <w:sz w:val="24"/>
+          <w:szCs w:val="24"/>
+        </w:rPr>
         <w:t xml:space="preserve"> — The backend database that the dashboard reads from and writes to</w:t>
       </w:r>
     </w:p>
     <w:p>
       <w:pPr>
-        <w:spacing w:after="80"/>
-      </w:pPr>
-      <w:r>
-        <w:rPr>
-          <w:b/>
-          <w:bCs/>
+        <w:spacing w:line="360" w:lineRule="auto" w:after="80"/>
+        <w:keepLines/>
+      </w:pPr>
+      <w:r>
+        <w:rPr>
+          <w:rFonts w:ascii="Times New Roman" w:hAnsi="Times New Roman" w:cs="Times New Roman"/>
+          <w:b/>
+          <w:bCs/>
+          <w:sz w:val="24"/>
+          <w:szCs w:val="24"/>
         </w:rPr>
         <w:t xml:space="preserve">Agentic Worker</w:t>
       </w:r>
       <w:r>
+        <w:rPr>
+          <w:rFonts w:ascii="Times New Roman" w:hAnsi="Times New Roman" w:cs="Times New Roman"/>
+          <w:sz w:val="24"/>
+          <w:szCs w:val="24"/>
+        </w:rPr>
         <w:t xml:space="preserve"> — An AI agent (e.g., Claude) with access to Supabase MCP tools or the dashboard API</w:t>
       </w:r>
     </w:p>
     <w:p>
       <w:pPr>
-        <w:spacing w:after="80"/>
-      </w:pPr>
-      <w:r>
-        <w:rPr>
-          <w:b/>
-          <w:bCs/>
+        <w:spacing w:line="360" w:lineRule="auto" w:after="80"/>
+        <w:keepLines/>
+      </w:pPr>
+      <w:r>
+        <w:rPr>
+          <w:rFonts w:ascii="Times New Roman" w:hAnsi="Times New Roman" w:cs="Times New Roman"/>
+          <w:b/>
+          <w:bCs/>
+          <w:sz w:val="24"/>
+          <w:szCs w:val="24"/>
         </w:rPr>
         <w:t xml:space="preserve">4. Access Control</w:t>
       </w:r>
     </w:p>
     <w:p>
       <w:pPr>
-        <w:spacing w:after="80"/>
-      </w:pPr>
-      <w:r>
-        <w:rPr>
-          <w:b/>
-          <w:bCs/>
+        <w:spacing w:line="360" w:lineRule="auto" w:after="80"/>
+        <w:keepLines/>
+      </w:pPr>
+      <w:r>
+        <w:rPr>
+          <w:rFonts w:ascii="Times New Roman" w:hAnsi="Times New Roman" w:cs="Times New Roman"/>
+          <w:b/>
+          <w:bCs/>
+          <w:sz w:val="24"/>
+          <w:szCs w:val="24"/>
         </w:rPr>
         <w:t xml:space="preserve">5. Dashboard Tabs &amp; Their SOP Mapping</w:t>
       </w:r>
     </w:p>
     <w:p>
       <w:pPr>
-        <w:spacing w:after="80"/>
-      </w:pPr>
-      <w:r>
+        <w:spacing w:line="360" w:lineRule="auto" w:after="80"/>
+        <w:keepLines/>
+      </w:pPr>
+      <w:r>
+        <w:rPr>
+          <w:rFonts w:ascii="Times New Roman" w:hAnsi="Times New Roman" w:cs="Times New Roman"/>
+          <w:sz w:val="24"/>
+          <w:szCs w:val="24"/>
+        </w:rPr>
         <w:t xml:space="preserve">Tab | Primary Use | SOP Ref | Key Actions</w:t>
       </w:r>
     </w:p>
     <w:p>
       <w:pPr>
-        <w:spacing w:after="80"/>
-      </w:pPr>
-      <w:r>
+        <w:spacing w:line="360" w:lineRule="auto" w:after="80"/>
+        <w:keepLines/>
+      </w:pPr>
+      <w:r>
+        <w:rPr>
+          <w:rFonts w:ascii="Times New Roman" w:hAnsi="Times New Roman" w:cs="Times New Roman"/>
+          <w:sz w:val="24"/>
+          <w:szCs w:val="24"/>
+        </w:rPr>
         <w:t xml:space="preserve">Overview | Daily health check — pipeline summary, recent activity | All | Morning check</w:t>
       </w:r>
     </w:p>
     <w:p>
       <w:pPr>
-        <w:spacing w:after="80"/>
-      </w:pPr>
-      <w:r>
+        <w:spacing w:line="360" w:lineRule="auto" w:after="80"/>
+        <w:keepLines/>
+      </w:pPr>
+      <w:r>
+        <w:rPr>
+          <w:rFonts w:ascii="Times New Roman" w:hAnsi="Times New Roman" w:cs="Times New Roman"/>
+          <w:sz w:val="24"/>
+          <w:szCs w:val="24"/>
+        </w:rPr>
         <w:t xml:space="preserve">Leads | Review new form submissions | SOP-02 | Review, classify, update status</w:t>
       </w:r>
     </w:p>
     <w:p>
       <w:pPr>
-        <w:spacing w:after="80"/>
-      </w:pPr>
-      <w:r>
+        <w:spacing w:line="360" w:lineRule="auto" w:after="80"/>
+        <w:keepLines/>
+      </w:pPr>
+      <w:r>
+        <w:rPr>
+          <w:rFonts w:ascii="Times New Roman" w:hAnsi="Times New Roman" w:cs="Times New Roman"/>
+          <w:sz w:val="24"/>
+          <w:szCs w:val="24"/>
+        </w:rPr>
         <w:t xml:space="preserve">Quote Submissions | Manage proposal pipeline | SOP-02, SOP-03 | Update tier, status, notes</w:t>
       </w:r>
     </w:p>
     <w:p>
       <w:pPr>
-        <w:spacing w:after="80"/>
-      </w:pPr>
-      <w:r>
+        <w:spacing w:line="360" w:lineRule="auto" w:after="80"/>
+        <w:keepLines/>
+      </w:pPr>
+      <w:r>
+        <w:rPr>
+          <w:rFonts w:ascii="Times New Roman" w:hAnsi="Times New Roman" w:cs="Times New Roman"/>
+          <w:sz w:val="24"/>
+          <w:szCs w:val="24"/>
+        </w:rPr>
         <w:t xml:space="preserve">CRM | Active client management | SOP-04–SOP-09 | Update pipeline stage, add notes</w:t>
       </w:r>
     </w:p>
     <w:p>
       <w:pPr>
-        <w:spacing w:after="80"/>
-      </w:pPr>
-      <w:r>
+        <w:spacing w:line="360" w:lineRule="auto" w:after="80"/>
+        <w:keepLines/>
+      </w:pPr>
+      <w:r>
+        <w:rPr>
+          <w:rFonts w:ascii="Times New Roman" w:hAnsi="Times New Roman" w:cs="Times New Roman"/>
+          <w:sz w:val="24"/>
+          <w:szCs w:val="24"/>
+        </w:rPr>
         <w:t xml:space="preserve">Billing | Invoice tracking (to be built) | SOP-08 | Create invoice, mark paid, view AR</w:t>
       </w:r>
     </w:p>
     <w:p>
       <w:pPr>
-        <w:spacing w:after="80"/>
-      </w:pPr>
-      <w:r>
+        <w:spacing w:line="360" w:lineRule="auto" w:after="80"/>
+        <w:keepLines/>
+      </w:pPr>
+      <w:r>
+        <w:rPr>
+          <w:rFonts w:ascii="Times New Roman" w:hAnsi="Times New Roman" w:cs="Times New Roman"/>
+          <w:sz w:val="24"/>
+          <w:szCs w:val="24"/>
+        </w:rPr>
         <w:t xml:space="preserve">Course | e-Learning platform management | — | View enrollments, issue certificates</w:t>
       </w:r>
     </w:p>
     <w:p>
       <w:pPr>
-        <w:spacing w:after="80"/>
-      </w:pPr>
-      <w:r>
+        <w:spacing w:line="360" w:lineRule="auto" w:after="80"/>
+        <w:keepLines/>
+      </w:pPr>
+      <w:r>
+        <w:rPr>
+          <w:rFonts w:ascii="Times New Roman" w:hAnsi="Times New Roman" w:cs="Times New Roman"/>
+          <w:sz w:val="24"/>
+          <w:szCs w:val="24"/>
+        </w:rPr>
         <w:t xml:space="preserve">Traffic | Site analytics | SOP-01 | Review weekly traffic trends</w:t>
       </w:r>
     </w:p>
     <w:p>
       <w:pPr>
-        <w:spacing w:after="80"/>
-      </w:pPr>
-      <w:r>
-        <w:rPr>
-          <w:b/>
-          <w:bCs/>
+        <w:spacing w:line="360" w:lineRule="auto" w:after="80"/>
+        <w:keepLines/>
+      </w:pPr>
+      <w:r>
+        <w:rPr>
+          <w:rFonts w:ascii="Times New Roman" w:hAnsi="Times New Roman" w:cs="Times New Roman"/>
+          <w:b/>
+          <w:bCs/>
+          <w:sz w:val="24"/>
+          <w:szCs w:val="24"/>
         </w:rPr>
         <w:t xml:space="preserve">6. Daily Operating Procedure (Human)</w:t>
       </w:r>
     </w:p>
     <w:p>
       <w:pPr>
-        <w:spacing w:after="80"/>
-      </w:pPr>
-      <w:r>
-        <w:rPr>
-          <w:b/>
-          <w:bCs/>
+        <w:spacing w:line="360" w:lineRule="auto" w:after="80"/>
+        <w:keepLines/>
+      </w:pPr>
+      <w:r>
+        <w:rPr>
+          <w:rFonts w:ascii="Times New Roman" w:hAnsi="Times New Roman" w:cs="Times New Roman"/>
+          <w:b/>
+          <w:bCs/>
+          <w:sz w:val="24"/>
+          <w:szCs w:val="24"/>
         </w:rPr>
         <w:t xml:space="preserve">Morning Check (5–10 minutes)</w:t>
       </w:r>
     </w:p>
     <w:p>
       <w:pPr>
-        <w:spacing w:after="80"/>
-      </w:pPr>
-      <w:r>
-        <w:rPr>
-          <w:b/>
-          <w:bCs/>
+        <w:spacing w:line="360" w:lineRule="auto" w:after="80"/>
+        <w:keepLines/>
+      </w:pPr>
+      <w:r>
+        <w:rPr>
+          <w:rFonts w:ascii="Times New Roman" w:hAnsi="Times New Roman" w:cs="Times New Roman"/>
+          <w:b/>
+          <w:bCs/>
+          <w:sz w:val="24"/>
+          <w:szCs w:val="24"/>
         </w:rPr>
         <w:t xml:space="preserve">6.1.  </w:t>
       </w:r>
       <w:r>
+        <w:rPr>
+          <w:rFonts w:ascii="Times New Roman" w:hAnsi="Times New Roman" w:cs="Times New Roman"/>
+          <w:sz w:val="24"/>
+          <w:szCs w:val="24"/>
+        </w:rPr>
         <w:t xml:space="preserve">Open Admin Dashboard → **Overview tab**.</w:t>
       </w:r>
     </w:p>
     <w:p>
       <w:pPr>
-        <w:spacing w:after="80"/>
-      </w:pPr>
-      <w:r>
-        <w:rPr>
-          <w:b/>
-          <w:bCs/>
+        <w:spacing w:line="360" w:lineRule="auto" w:after="80"/>
+        <w:keepLines/>
+      </w:pPr>
+      <w:r>
+        <w:rPr>
+          <w:rFonts w:ascii="Times New Roman" w:hAnsi="Times New Roman" w:cs="Times New Roman"/>
+          <w:b/>
+          <w:bCs/>
+          <w:sz w:val="24"/>
+          <w:szCs w:val="24"/>
         </w:rPr>
         <w:t xml:space="preserve">6.2.  </w:t>
       </w:r>
       <w:r>
+        <w:rPr>
+          <w:rFonts w:ascii="Times New Roman" w:hAnsi="Times New Roman" w:cs="Times New Roman"/>
+          <w:sz w:val="24"/>
+          <w:szCs w:val="24"/>
+        </w:rPr>
         <w:t xml:space="preserve">Check: any new leads since yesterday? Any overdue follow-ups?</w:t>
       </w:r>
     </w:p>
     <w:p>
       <w:pPr>
-        <w:spacing w:after="80"/>
-      </w:pPr>
-      <w:r>
-        <w:rPr>
-          <w:b/>
-          <w:bCs/>
+        <w:spacing w:line="360" w:lineRule="auto" w:after="80"/>
+        <w:keepLines/>
+      </w:pPr>
+      <w:r>
+        <w:rPr>
+          <w:rFonts w:ascii="Times New Roman" w:hAnsi="Times New Roman" w:cs="Times New Roman"/>
+          <w:b/>
+          <w:bCs/>
+          <w:sz w:val="24"/>
+          <w:szCs w:val="24"/>
         </w:rPr>
         <w:t xml:space="preserve">6.3.  </w:t>
       </w:r>
       <w:r>
+        <w:rPr>
+          <w:rFonts w:ascii="Times New Roman" w:hAnsi="Times New Roman" w:cs="Times New Roman"/>
+          <w:sz w:val="24"/>
+          <w:szCs w:val="24"/>
+        </w:rPr>
         <w:t xml:space="preserve">If new leads: proceed to Leads tab → review → action per SOP-02.</w:t>
       </w:r>
     </w:p>
     <w:p>
       <w:pPr>
-        <w:spacing w:after="80"/>
-      </w:pPr>
-      <w:r>
-        <w:rPr>
-          <w:b/>
-          <w:bCs/>
+        <w:spacing w:line="360" w:lineRule="auto" w:after="80"/>
+        <w:keepLines/>
+      </w:pPr>
+      <w:r>
+        <w:rPr>
+          <w:rFonts w:ascii="Times New Roman" w:hAnsi="Times New Roman" w:cs="Times New Roman"/>
+          <w:b/>
+          <w:bCs/>
+          <w:sz w:val="24"/>
+          <w:szCs w:val="24"/>
         </w:rPr>
         <w:t xml:space="preserve">6.4.  </w:t>
       </w:r>
       <w:r>
+        <w:rPr>
+          <w:rFonts w:ascii="Times New Roman" w:hAnsi="Times New Roman" w:cs="Times New Roman"/>
+          <w:sz w:val="24"/>
+          <w:szCs w:val="24"/>
+        </w:rPr>
         <w:t xml:space="preserve">Check CRM tab: any clients with `onboarding_stage` pending more than 5 days?</w:t>
       </w:r>
     </w:p>
     <w:p>
       <w:pPr>
-        <w:spacing w:after="80"/>
-      </w:pPr>
-      <w:r>
-        <w:rPr>
-          <w:b/>
-          <w:bCs/>
+        <w:spacing w:line="360" w:lineRule="auto" w:after="80"/>
+        <w:keepLines/>
+      </w:pPr>
+      <w:r>
+        <w:rPr>
+          <w:rFonts w:ascii="Times New Roman" w:hAnsi="Times New Roman" w:cs="Times New Roman"/>
+          <w:b/>
+          <w:bCs/>
+          <w:sz w:val="24"/>
+          <w:szCs w:val="24"/>
         </w:rPr>
         <w:t xml:space="preserve">6.5.  </w:t>
       </w:r>
       <w:r>
+        <w:rPr>
+          <w:rFonts w:ascii="Times New Roman" w:hAnsi="Times New Roman" w:cs="Times New Roman"/>
+          <w:sz w:val="24"/>
+          <w:szCs w:val="24"/>
+        </w:rPr>
         <w:t xml:space="preserve">Check Billing tab (once built): any invoices 7+ days past due?</w:t>
       </w:r>
     </w:p>
     <w:p>
       <w:pPr>
-        <w:spacing w:after="80"/>
-      </w:pPr>
-      <w:r>
-        <w:rPr>
-          <w:b/>
-          <w:bCs/>
+        <w:spacing w:line="360" w:lineRule="auto" w:after="80"/>
+        <w:keepLines/>
+      </w:pPr>
+      <w:r>
+        <w:rPr>
+          <w:rFonts w:ascii="Times New Roman" w:hAnsi="Times New Roman" w:cs="Times New Roman"/>
+          <w:b/>
+          <w:bCs/>
+          <w:sz w:val="24"/>
+          <w:szCs w:val="24"/>
         </w:rPr>
         <w:t xml:space="preserve">6.6.  </w:t>
       </w:r>
       <w:r>
+        <w:rPr>
+          <w:rFonts w:ascii="Times New Roman" w:hAnsi="Times New Roman" w:cs="Times New Roman"/>
+          <w:sz w:val="24"/>
+          <w:szCs w:val="24"/>
+        </w:rPr>
         <w:t xml:space="preserve">Any flagged items from agentic agents overnight? Review notification queue.</w:t>
       </w:r>
     </w:p>
     <w:p>
       <w:pPr>
-        <w:spacing w:after="80"/>
-      </w:pPr>
-      <w:r>
-        <w:rPr>
-          <w:b/>
-          <w:bCs/>
+        <w:spacing w:line="360" w:lineRule="auto" w:after="80"/>
+        <w:keepLines/>
+      </w:pPr>
+      <w:r>
+        <w:rPr>
+          <w:rFonts w:ascii="Times New Roman" w:hAnsi="Times New Roman" w:cs="Times New Roman"/>
+          <w:b/>
+          <w:bCs/>
+          <w:sz w:val="24"/>
+          <w:szCs w:val="24"/>
         </w:rPr>
         <w:t xml:space="preserve">Week-End Check (Friday, 15 minutes)</w:t>
       </w:r>
     </w:p>
     <w:p>
       <w:pPr>
-        <w:spacing w:after="80"/>
-      </w:pPr>
-      <w:r>
-        <w:rPr>
-          <w:b/>
-          <w:bCs/>
+        <w:spacing w:line="360" w:lineRule="auto" w:after="80"/>
+        <w:keepLines/>
+      </w:pPr>
+      <w:r>
+        <w:rPr>
+          <w:rFonts w:ascii="Times New Roman" w:hAnsi="Times New Roman" w:cs="Times New Roman"/>
+          <w:b/>
+          <w:bCs/>
+          <w:sz w:val="24"/>
+          <w:szCs w:val="24"/>
         </w:rPr>
         <w:t xml:space="preserve">6.7.  </w:t>
       </w:r>
       <w:r>
+        <w:rPr>
+          <w:rFonts w:ascii="Times New Roman" w:hAnsi="Times New Roman" w:cs="Times New Roman"/>
+          <w:sz w:val="24"/>
+          <w:szCs w:val="24"/>
+        </w:rPr>
         <w:t xml:space="preserve">Review all active projects in CRM — are status report emails sent? (SOP-06)</w:t>
       </w:r>
     </w:p>
     <w:p>
       <w:pPr>
-        <w:spacing w:after="80"/>
-      </w:pPr>
-      <w:r>
-        <w:rPr>
-          <w:b/>
-          <w:bCs/>
+        <w:spacing w:line="360" w:lineRule="auto" w:after="80"/>
+        <w:keepLines/>
+      </w:pPr>
+      <w:r>
+        <w:rPr>
+          <w:rFonts w:ascii="Times New Roman" w:hAnsi="Times New Roman" w:cs="Times New Roman"/>
+          <w:b/>
+          <w:bCs/>
+          <w:sz w:val="24"/>
+          <w:szCs w:val="24"/>
         </w:rPr>
         <w:t xml:space="preserve">6.8.  </w:t>
       </w:r>
       <w:r>
+        <w:rPr>
+          <w:rFonts w:ascii="Times New Roman" w:hAnsi="Times New Roman" w:cs="Times New Roman"/>
+          <w:sz w:val="24"/>
+          <w:szCs w:val="24"/>
+        </w:rPr>
         <w:t xml:space="preserve">Review Quote Submissions — any proposals sent 7+ days ago with no response? Trigger follow-up (SOP-03 Step 7).</w:t>
       </w:r>
     </w:p>
     <w:p>
       <w:pPr>
-        <w:spacing w:after="80"/>
-      </w:pPr>
-      <w:r>
-        <w:rPr>
-          <w:b/>
-          <w:bCs/>
+        <w:spacing w:line="360" w:lineRule="auto" w:after="80"/>
+        <w:keepLines/>
+      </w:pPr>
+      <w:r>
+        <w:rPr>
+          <w:rFonts w:ascii="Times New Roman" w:hAnsi="Times New Roman" w:cs="Times New Roman"/>
+          <w:b/>
+          <w:bCs/>
+          <w:sz w:val="24"/>
+          <w:szCs w:val="24"/>
         </w:rPr>
         <w:t xml:space="preserve">6.9.  </w:t>
       </w:r>
       <w:r>
+        <w:rPr>
+          <w:rFonts w:ascii="Times New Roman" w:hAnsi="Times New Roman" w:cs="Times New Roman"/>
+          <w:sz w:val="24"/>
+          <w:szCs w:val="24"/>
+        </w:rPr>
         <w:t xml:space="preserve">Review Leads — any new leads 4+ hours old without a status of `reviewed`? Action immediately.</w:t>
       </w:r>
     </w:p>
     <w:p>
       <w:pPr>
-        <w:spacing w:after="80"/>
-      </w:pPr>
-      <w:r>
-        <w:rPr>
-          <w:b/>
-          <w:bCs/>
+        <w:spacing w:line="360" w:lineRule="auto" w:after="80"/>
+        <w:keepLines/>
+      </w:pPr>
+      <w:r>
+        <w:rPr>
+          <w:rFonts w:ascii="Times New Roman" w:hAnsi="Times New Roman" w:cs="Times New Roman"/>
+          <w:b/>
+          <w:bCs/>
+          <w:sz w:val="24"/>
+          <w:szCs w:val="24"/>
         </w:rPr>
         <w:t xml:space="preserve">6.10.  </w:t>
       </w:r>
       <w:r>
+        <w:rPr>
+          <w:rFonts w:ascii="Times New Roman" w:hAnsi="Times New Roman" w:cs="Times New Roman"/>
+          <w:sz w:val="24"/>
+          <w:szCs w:val="24"/>
+        </w:rPr>
         <w:t xml:space="preserve">Review Billing — any invoices becoming overdue next week? Prepare reminders.</w:t>
       </w:r>
     </w:p>
     <w:p>
       <w:pPr>
-        <w:spacing w:after="80"/>
-      </w:pPr>
-      <w:r>
-        <w:rPr>
-          <w:b/>
-          <w:bCs/>
+        <w:spacing w:line="360" w:lineRule="auto" w:after="80"/>
+        <w:keepLines/>
+      </w:pPr>
+      <w:r>
+        <w:rPr>
+          <w:rFonts w:ascii="Times New Roman" w:hAnsi="Times New Roman" w:cs="Times New Roman"/>
+          <w:b/>
+          <w:bCs/>
+          <w:sz w:val="24"/>
+          <w:szCs w:val="24"/>
         </w:rPr>
         <w:t xml:space="preserve">7. Data Entry Standards</w:t>
       </w:r>
     </w:p>
     <w:p>
       <w:pPr>
-        <w:spacing w:after="80"/>
-      </w:pPr>
-      <w:r>
+        <w:spacing w:line="360" w:lineRule="auto" w:after="80"/>
+        <w:keepLines/>
+      </w:pPr>
+      <w:r>
+        <w:rPr>
+          <w:rFonts w:ascii="Times New Roman" w:hAnsi="Times New Roman" w:cs="Times New Roman"/>
+          <w:sz w:val="24"/>
+          <w:szCs w:val="24"/>
+        </w:rPr>
         <w:t xml:space="preserve">These rules apply to ALL data entered into the dashboard — by humans and agentic workers alike:</w:t>
       </w:r>
     </w:p>
     <w:p>
       <w:pPr>
-        <w:spacing w:after="80"/>
-      </w:pPr>
-      <w:r>
-        <w:rPr>
-          <w:b/>
-          <w:bCs/>
+        <w:spacing w:line="360" w:lineRule="auto" w:after="80"/>
+        <w:keepLines/>
+      </w:pPr>
+      <w:r>
+        <w:rPr>
+          <w:rFonts w:ascii="Times New Roman" w:hAnsi="Times New Roman" w:cs="Times New Roman"/>
+          <w:b/>
+          <w:bCs/>
+          <w:sz w:val="24"/>
+          <w:szCs w:val="24"/>
         </w:rPr>
         <w:t xml:space="preserve">Field</w:t>
       </w:r>
       <w:r>
+        <w:rPr>
+          <w:rFonts w:ascii="Times New Roman" w:hAnsi="Times New Roman" w:cs="Times New Roman"/>
+          <w:sz w:val="24"/>
+          <w:szCs w:val="24"/>
+        </w:rPr>
         <w:t xml:space="preserve"> — Standard</w:t>
       </w:r>
     </w:p>
     <w:p>
       <w:pPr>
-        <w:spacing w:after="80"/>
-      </w:pPr>
-      <w:r>
-        <w:rPr>
-          <w:b/>
-          <w:bCs/>
+        <w:spacing w:line="360" w:lineRule="auto" w:after="80"/>
+        <w:keepLines/>
+      </w:pPr>
+      <w:r>
+        <w:rPr>
+          <w:rFonts w:ascii="Times New Roman" w:hAnsi="Times New Roman" w:cs="Times New Roman"/>
+          <w:b/>
+          <w:bCs/>
+          <w:sz w:val="24"/>
+          <w:szCs w:val="24"/>
         </w:rPr>
         <w:t xml:space="preserve">Names</w:t>
       </w:r>
       <w:r>
+        <w:rPr>
+          <w:rFonts w:ascii="Times New Roman" w:hAnsi="Times New Roman" w:cs="Times New Roman"/>
+          <w:sz w:val="24"/>
+          <w:szCs w:val="24"/>
+        </w:rPr>
         <w:t xml:space="preserve"> — Title case: "Dr. Smith", "Acme Foods Ltd" — never all caps or all lower</w:t>
       </w:r>
     </w:p>
     <w:p>
       <w:pPr>
-        <w:spacing w:after="80"/>
-      </w:pPr>
-      <w:r>
-        <w:rPr>
-          <w:b/>
-          <w:bCs/>
+        <w:spacing w:line="360" w:lineRule="auto" w:after="80"/>
+        <w:keepLines/>
+      </w:pPr>
+      <w:r>
+        <w:rPr>
+          <w:rFonts w:ascii="Times New Roman" w:hAnsi="Times New Roman" w:cs="Times New Roman"/>
+          <w:b/>
+          <w:bCs/>
+          <w:sz w:val="24"/>
+          <w:szCs w:val="24"/>
         </w:rPr>
         <w:t xml:space="preserve">Email addresses</w:t>
       </w:r>
       <w:r>
+        <w:rPr>
+          <w:rFonts w:ascii="Times New Roman" w:hAnsi="Times New Roman" w:cs="Times New Roman"/>
+          <w:sz w:val="24"/>
+          <w:szCs w:val="24"/>
+        </w:rPr>
         <w:t xml:space="preserve"> — Lowercase always: `contact@company.com`</w:t>
       </w:r>
     </w:p>
     <w:p>
       <w:pPr>
-        <w:spacing w:after="80"/>
-      </w:pPr>
-      <w:r>
-        <w:rPr>
-          <w:b/>
-          <w:bCs/>
+        <w:spacing w:line="360" w:lineRule="auto" w:after="80"/>
+        <w:keepLines/>
+      </w:pPr>
+      <w:r>
+        <w:rPr>
+          <w:rFonts w:ascii="Times New Roman" w:hAnsi="Times New Roman" w:cs="Times New Roman"/>
+          <w:b/>
+          <w:bCs/>
+          <w:sz w:val="24"/>
+          <w:szCs w:val="24"/>
         </w:rPr>
         <w:t xml:space="preserve">Phone numbers</w:t>
       </w:r>
       <w:r>
+        <w:rPr>
+          <w:rFonts w:ascii="Times New Roman" w:hAnsi="Times New Roman" w:cs="Times New Roman"/>
+          <w:sz w:val="24"/>
+          <w:szCs w:val="24"/>
+        </w:rPr>
         <w:t xml:space="preserve"> — International format: `+1 868 xxx xxxx` — include country code</w:t>
       </w:r>
     </w:p>
     <w:p>
       <w:pPr>
-        <w:spacing w:after="80"/>
-      </w:pPr>
-      <w:r>
-        <w:rPr>
-          <w:b/>
-          <w:bCs/>
+        <w:spacing w:line="360" w:lineRule="auto" w:after="80"/>
+        <w:keepLines/>
+      </w:pPr>
+      <w:r>
+        <w:rPr>
+          <w:rFonts w:ascii="Times New Roman" w:hAnsi="Times New Roman" w:cs="Times New Roman"/>
+          <w:b/>
+          <w:bCs/>
+          <w:sz w:val="24"/>
+          <w:szCs w:val="24"/>
         </w:rPr>
         <w:t xml:space="preserve">Dates</w:t>
       </w:r>
       <w:r>
+        <w:rPr>
+          <w:rFonts w:ascii="Times New Roman" w:hAnsi="Times New Roman" w:cs="Times New Roman"/>
+          <w:sz w:val="24"/>
+          <w:szCs w:val="24"/>
+        </w:rPr>
         <w:t xml:space="preserve"> — ISO 8601: `2026-05-07`</w:t>
       </w:r>
     </w:p>
     <w:p>
       <w:pPr>
-        <w:spacing w:after="80"/>
-      </w:pPr>
-      <w:r>
-        <w:rPr>
-          <w:b/>
-          <w:bCs/>
+        <w:spacing w:line="360" w:lineRule="auto" w:after="80"/>
+        <w:keepLines/>
+      </w:pPr>
+      <w:r>
+        <w:rPr>
+          <w:rFonts w:ascii="Times New Roman" w:hAnsi="Times New Roman" w:cs="Times New Roman"/>
+          <w:b/>
+          <w:bCs/>
+          <w:sz w:val="24"/>
+          <w:szCs w:val="24"/>
         </w:rPr>
         <w:t xml:space="preserve">Status fields</w:t>
       </w:r>
       <w:r>
+        <w:rPr>
+          <w:rFonts w:ascii="Times New Roman" w:hAnsi="Times New Roman" w:cs="Times New Roman"/>
+          <w:sz w:val="24"/>
+          <w:szCs w:val="24"/>
+        </w:rPr>
         <w:t xml:space="preserve"> — Use only the defined enum values (see each SOP for valid statuses)</w:t>
       </w:r>
     </w:p>
     <w:p>
       <w:pPr>
-        <w:spacing w:after="80"/>
-      </w:pPr>
-      <w:r>
-        <w:rPr>
-          <w:b/>
-          <w:bCs/>
+        <w:spacing w:line="360" w:lineRule="auto" w:after="80"/>
+        <w:keepLines/>
+      </w:pPr>
+      <w:r>
+        <w:rPr>
+          <w:rFonts w:ascii="Times New Roman" w:hAnsi="Times New Roman" w:cs="Times New Roman"/>
+          <w:b/>
+          <w:bCs/>
+          <w:sz w:val="24"/>
+          <w:szCs w:val="24"/>
         </w:rPr>
         <w:t xml:space="preserve">Notes/Admin notes</w:t>
       </w:r>
       <w:r>
+        <w:rPr>
+          <w:rFonts w:ascii="Times New Roman" w:hAnsi="Times New Roman" w:cs="Times New Roman"/>
+          <w:sz w:val="24"/>
+          <w:szCs w:val="24"/>
+        </w:rPr>
         <w:t xml:space="preserve"> — Start with the date: `[2026-05-07] — [note content]`. Append; never overwrite.</w:t>
       </w:r>
     </w:p>
     <w:p>
       <w:pPr>
-        <w:spacing w:after="80"/>
-      </w:pPr>
-      <w:r>
-        <w:rPr>
-          <w:b/>
-          <w:bCs/>
+        <w:spacing w:line="360" w:lineRule="auto" w:after="80"/>
+        <w:keepLines/>
+      </w:pPr>
+      <w:r>
+        <w:rPr>
+          <w:rFonts w:ascii="Times New Roman" w:hAnsi="Times New Roman" w:cs="Times New Roman"/>
+          <w:b/>
+          <w:bCs/>
+          <w:sz w:val="24"/>
+          <w:szCs w:val="24"/>
         </w:rPr>
         <w:t xml:space="preserve">Currency</w:t>
       </w:r>
       <w:r>
+        <w:rPr>
+          <w:rFonts w:ascii="Times New Roman" w:hAnsi="Times New Roman" w:cs="Times New Roman"/>
+          <w:sz w:val="24"/>
+          <w:szCs w:val="24"/>
+        </w:rPr>
         <w:t xml:space="preserve"> — State the currency: `TTD 15,000` or `USD 2,500` — never a bare number</w:t>
       </w:r>
     </w:p>
     <w:p>
       <w:pPr>
-        <w:spacing w:after="80"/>
-      </w:pPr>
-      <w:r>
-        <w:rPr>
-          <w:b/>
-          <w:bCs/>
+        <w:spacing w:line="360" w:lineRule="auto" w:after="80"/>
+        <w:keepLines/>
+      </w:pPr>
+      <w:r>
+        <w:rPr>
+          <w:rFonts w:ascii="Times New Roman" w:hAnsi="Times New Roman" w:cs="Times New Roman"/>
+          <w:b/>
+          <w:bCs/>
+          <w:sz w:val="24"/>
+          <w:szCs w:val="24"/>
         </w:rPr>
         <w:t xml:space="preserve">8. Agentic Worker Instructions</w:t>
       </w:r>
     </w:p>
     <w:p>
       <w:pPr>
-        <w:spacing w:after="80"/>
-      </w:pPr>
-      <w:r>
+        <w:spacing w:line="360" w:lineRule="auto" w:after="80"/>
+        <w:keepLines/>
+      </w:pPr>
+      <w:r>
+        <w:rPr>
+          <w:rFonts w:ascii="Times New Roman" w:hAnsi="Times New Roman" w:cs="Times New Roman"/>
+          <w:sz w:val="24"/>
+          <w:szCs w:val="24"/>
+        </w:rPr>
         <w:t xml:space="preserve">When an agentic worker (AI agent) needs to perform dashboard operations, it MUST use the Supabase MCP tools directly (not the HTML dashboard). The following operations are authorised for agentic workers without human confirmation:</w:t>
       </w:r>
     </w:p>
     <w:p>
       <w:pPr>
-        <w:spacing w:after="80"/>
-      </w:pPr>
-      <w:r>
-        <w:rPr>
-          <w:b/>
-          <w:bCs/>
+        <w:spacing w:line="360" w:lineRule="auto" w:after="80"/>
+        <w:keepLines/>
+      </w:pPr>
+      <w:r>
+        <w:rPr>
+          <w:rFonts w:ascii="Times New Roman" w:hAnsi="Times New Roman" w:cs="Times New Roman"/>
+          <w:b/>
+          <w:bCs/>
+          <w:sz w:val="24"/>
+          <w:szCs w:val="24"/>
         </w:rPr>
         <w:t xml:space="preserve">Read operations (no confirmation needed):</w:t>
       </w:r>
     </w:p>
     <w:p>
       <w:pPr>
-        <w:spacing w:after="60"/>
+        <w:spacing w:line="360" w:lineRule="auto" w:after="60"/>
+        <w:keepLines/>
         <w:ind w:left="720" w:hanging="360"/>
       </w:pPr>
       <w:r>
+        <w:rPr>
+          <w:rFonts w:ascii="Times New Roman" w:hAnsi="Times New Roman" w:cs="Times New Roman"/>
+          <w:sz w:val="24"/>
+          <w:szCs w:val="24"/>
+        </w:rPr>
         <w:t xml:space="preserve">•	</w:t>
       </w:r>
       <w:r>
+        <w:rPr>
+          <w:rFonts w:ascii="Times New Roman" w:hAnsi="Times New Roman" w:cs="Times New Roman"/>
+          <w:sz w:val="24"/>
+          <w:szCs w:val="24"/>
+        </w:rPr>
         <w:t xml:space="preserve">Query any table to retrieve records</w:t>
       </w:r>
     </w:p>
     <w:p>
       <w:pPr>
-        <w:spacing w:after="60"/>
+        <w:spacing w:line="360" w:lineRule="auto" w:after="60"/>
+        <w:keepLines/>
         <w:ind w:left="720" w:hanging="360"/>
       </w:pPr>
       <w:r>
+        <w:rPr>
+          <w:rFonts w:ascii="Times New Roman" w:hAnsi="Times New Roman" w:cs="Times New Roman"/>
+          <w:sz w:val="24"/>
+          <w:szCs w:val="24"/>
+        </w:rPr>
         <w:t xml:space="preserve">•	</w:t>
       </w:r>
       <w:r>
+        <w:rPr>
+          <w:rFonts w:ascii="Times New Roman" w:hAnsi="Times New Roman" w:cs="Times New Roman"/>
+          <w:sz w:val="24"/>
+          <w:szCs w:val="24"/>
+        </w:rPr>
         <w:t xml:space="preserve">Generate summary reports from data</w:t>
       </w:r>
     </w:p>
     <w:p>
       <w:pPr>
-        <w:spacing w:after="80"/>
-      </w:pPr>
-      <w:r>
-        <w:rPr>
-          <w:b/>
-          <w:bCs/>
+        <w:spacing w:line="360" w:lineRule="auto" w:after="80"/>
+        <w:keepLines/>
+      </w:pPr>
+      <w:r>
+        <w:rPr>
+          <w:rFonts w:ascii="Times New Roman" w:hAnsi="Times New Roman" w:cs="Times New Roman"/>
+          <w:b/>
+          <w:bCs/>
+          <w:sz w:val="24"/>
+          <w:szCs w:val="24"/>
         </w:rPr>
         <w:t xml:space="preserve">Write operations (no confirmation needed if explicitly triggered by an SOP):</w:t>
       </w:r>
     </w:p>
     <w:p>
       <w:pPr>
-        <w:spacing w:after="60"/>
+        <w:spacing w:line="360" w:lineRule="auto" w:after="60"/>
+        <w:keepLines/>
         <w:ind w:left="720" w:hanging="360"/>
       </w:pPr>
       <w:r>
+        <w:rPr>
+          <w:rFonts w:ascii="Times New Roman" w:hAnsi="Times New Roman" w:cs="Times New Roman"/>
+          <w:sz w:val="24"/>
+          <w:szCs w:val="24"/>
+        </w:rPr>
         <w:t xml:space="preserve">•	</w:t>
       </w:r>
       <w:r>
+        <w:rPr>
+          <w:rFonts w:ascii="Times New Roman" w:hAnsi="Times New Roman" w:cs="Times New Roman"/>
+          <w:sz w:val="24"/>
+          <w:szCs w:val="24"/>
+        </w:rPr>
         <w:t xml:space="preserve">Update `quote_submissions.status` (per SOP-02 Step 5, SOP-03 Step 6)</w:t>
       </w:r>
     </w:p>
     <w:p>
       <w:pPr>
-        <w:spacing w:after="60"/>
+        <w:spacing w:line="360" w:lineRule="auto" w:after="60"/>
+        <w:keepLines/>
         <w:ind w:left="720" w:hanging="360"/>
       </w:pPr>
       <w:r>
+        <w:rPr>
+          <w:rFonts w:ascii="Times New Roman" w:hAnsi="Times New Roman" w:cs="Times New Roman"/>
+          <w:sz w:val="24"/>
+          <w:szCs w:val="24"/>
+        </w:rPr>
         <w:t xml:space="preserve">•	</w:t>
       </w:r>
       <w:r>
+        <w:rPr>
+          <w:rFonts w:ascii="Times New Roman" w:hAnsi="Times New Roman" w:cs="Times New Roman"/>
+          <w:sz w:val="24"/>
+          <w:szCs w:val="24"/>
+        </w:rPr>
         <w:t xml:space="preserve">Update `crm_clients.pipeline_stage` and `onboarding_stage` (per SOPs 04–07)</w:t>
       </w:r>
     </w:p>
     <w:p>
       <w:pPr>
-        <w:spacing w:after="60"/>
+        <w:spacing w:line="360" w:lineRule="auto" w:after="60"/>
+        <w:keepLines/>
         <w:ind w:left="720" w:hanging="360"/>
       </w:pPr>
       <w:r>
+        <w:rPr>
+          <w:rFonts w:ascii="Times New Roman" w:hAnsi="Times New Roman" w:cs="Times New Roman"/>
+          <w:sz w:val="24"/>
+          <w:szCs w:val="24"/>
+        </w:rPr>
         <w:t xml:space="preserve">•	</w:t>
       </w:r>
       <w:r>
+        <w:rPr>
+          <w:rFonts w:ascii="Times New Roman" w:hAnsi="Times New Roman" w:cs="Times New Roman"/>
+          <w:sz w:val="24"/>
+          <w:szCs w:val="24"/>
+        </w:rPr>
         <w:t xml:space="preserve">Create a new `invoices` record (per SOP-08 Step 2)</w:t>
       </w:r>
     </w:p>
     <w:p>
       <w:pPr>
-        <w:spacing w:after="60"/>
+        <w:spacing w:line="360" w:lineRule="auto" w:after="60"/>
+        <w:keepLines/>
         <w:ind w:left="720" w:hanging="360"/>
       </w:pPr>
       <w:r>
+        <w:rPr>
+          <w:rFonts w:ascii="Times New Roman" w:hAnsi="Times New Roman" w:cs="Times New Roman"/>
+          <w:sz w:val="24"/>
+          <w:szCs w:val="24"/>
+        </w:rPr>
         <w:t xml:space="preserve">•	</w:t>
       </w:r>
       <w:r>
+        <w:rPr>
+          <w:rFonts w:ascii="Times New Roman" w:hAnsi="Times New Roman" w:cs="Times New Roman"/>
+          <w:sz w:val="24"/>
+          <w:szCs w:val="24"/>
+        </w:rPr>
         <w:t xml:space="preserve">Update `invoices.status` to `paid` (per SOP-08 Step 3)</w:t>
       </w:r>
     </w:p>
     <w:p>
       <w:pPr>
-        <w:spacing w:after="80"/>
-      </w:pPr>
-      <w:r>
-        <w:rPr>
-          <w:b/>
-          <w:bCs/>
+        <w:spacing w:line="360" w:lineRule="auto" w:after="80"/>
+        <w:keepLines/>
+      </w:pPr>
+      <w:r>
+        <w:rPr>
+          <w:rFonts w:ascii="Times New Roman" w:hAnsi="Times New Roman" w:cs="Times New Roman"/>
+          <w:b/>
+          <w:bCs/>
+          <w:sz w:val="24"/>
+          <w:szCs w:val="24"/>
         </w:rPr>
         <w:t xml:space="preserve">Write operations requiring human confirmation before executing:</w:t>
       </w:r>
     </w:p>
     <w:p>
       <w:pPr>
-        <w:spacing w:after="60"/>
+        <w:spacing w:line="360" w:lineRule="auto" w:after="60"/>
+        <w:keepLines/>
         <w:ind w:left="720" w:hanging="360"/>
       </w:pPr>
       <w:r>
+        <w:rPr>
+          <w:rFonts w:ascii="Times New Roman" w:hAnsi="Times New Roman" w:cs="Times New Roman"/>
+          <w:sz w:val="24"/>
+          <w:szCs w:val="24"/>
+        </w:rPr>
         <w:t xml:space="preserve">•	</w:t>
       </w:r>
       <w:r>
+        <w:rPr>
+          <w:rFonts w:ascii="Times New Roman" w:hAnsi="Times New Roman" w:cs="Times New Roman"/>
+          <w:sz w:val="24"/>
+          <w:szCs w:val="24"/>
+        </w:rPr>
         <w:t xml:space="preserve">Creating a new `crm_clients` record</w:t>
       </w:r>
     </w:p>
     <w:p>
       <w:pPr>
-        <w:spacing w:after="60"/>
+        <w:spacing w:line="360" w:lineRule="auto" w:after="60"/>
+        <w:keepLines/>
         <w:ind w:left="720" w:hanging="360"/>
       </w:pPr>
       <w:r>
+        <w:rPr>
+          <w:rFonts w:ascii="Times New Roman" w:hAnsi="Times New Roman" w:cs="Times New Roman"/>
+          <w:sz w:val="24"/>
+          <w:szCs w:val="24"/>
+        </w:rPr>
         <w:t xml:space="preserve">•	</w:t>
       </w:r>
       <w:r>
+        <w:rPr>
+          <w:rFonts w:ascii="Times New Roman" w:hAnsi="Times New Roman" w:cs="Times New Roman"/>
+          <w:sz w:val="24"/>
+          <w:szCs w:val="24"/>
+        </w:rPr>
         <w:t xml:space="preserve">Deleting any record</w:t>
       </w:r>
     </w:p>
     <w:p>
       <w:pPr>
-        <w:spacing w:after="60"/>
+        <w:spacing w:line="360" w:lineRule="auto" w:after="60"/>
+        <w:keepLines/>
         <w:ind w:left="720" w:hanging="360"/>
       </w:pPr>
       <w:r>
+        <w:rPr>
+          <w:rFonts w:ascii="Times New Roman" w:hAnsi="Times New Roman" w:cs="Times New Roman"/>
+          <w:sz w:val="24"/>
+          <w:szCs w:val="24"/>
+        </w:rPr>
         <w:t xml:space="preserve">•	</w:t>
       </w:r>
       <w:r>
+        <w:rPr>
+          <w:rFonts w:ascii="Times New Roman" w:hAnsi="Times New Roman" w:cs="Times New Roman"/>
+          <w:sz w:val="24"/>
+          <w:szCs w:val="24"/>
+        </w:rPr>
         <w:t xml:space="preserve">Sending any email</w:t>
       </w:r>
     </w:p>
     <w:p>
       <w:pPr>
-        <w:spacing w:after="60"/>
+        <w:spacing w:line="360" w:lineRule="auto" w:after="60"/>
+        <w:keepLines/>
         <w:ind w:left="720" w:hanging="360"/>
       </w:pPr>
       <w:r>
+        <w:rPr>
+          <w:rFonts w:ascii="Times New Roman" w:hAnsi="Times New Roman" w:cs="Times New Roman"/>
+          <w:sz w:val="24"/>
+          <w:szCs w:val="24"/>
+        </w:rPr>
         <w:t xml:space="preserve">•	</w:t>
       </w:r>
       <w:r>
+        <w:rPr>
+          <w:rFonts w:ascii="Times New Roman" w:hAnsi="Times New Roman" w:cs="Times New Roman"/>
+          <w:sz w:val="24"/>
+          <w:szCs w:val="24"/>
+        </w:rPr>
         <w:t xml:space="preserve">Generating or sending any invoice</w:t>
       </w:r>
     </w:p>
     <w:p>
       <w:pPr>
-        <w:spacing w:after="60"/>
+        <w:spacing w:line="360" w:lineRule="auto" w:after="60"/>
+        <w:keepLines/>
         <w:ind w:left="720" w:hanging="360"/>
       </w:pPr>
       <w:r>
+        <w:rPr>
+          <w:rFonts w:ascii="Times New Roman" w:hAnsi="Times New Roman" w:cs="Times New Roman"/>
+          <w:sz w:val="24"/>
+          <w:szCs w:val="24"/>
+        </w:rPr>
         <w:t xml:space="preserve">•	</w:t>
       </w:r>
       <w:r>
+        <w:rPr>
+          <w:rFonts w:ascii="Times New Roman" w:hAnsi="Times New Roman" w:cs="Times New Roman"/>
+          <w:sz w:val="24"/>
+          <w:szCs w:val="24"/>
+        </w:rPr>
         <w:t xml:space="preserve">Updating `crm_clients.contract_value`</w:t>
       </w:r>
     </w:p>
     <w:p>
       <w:pPr>
-        <w:spacing w:after="80"/>
-      </w:pPr>
-      <w:r>
-        <w:rPr>
-          <w:b/>
-          <w:bCs/>
+        <w:spacing w:line="360" w:lineRule="auto" w:after="80"/>
+        <w:keepLines/>
+      </w:pPr>
+      <w:r>
+        <w:rPr>
+          <w:rFonts w:ascii="Times New Roman" w:hAnsi="Times New Roman" w:cs="Times New Roman"/>
+          <w:b/>
+          <w:bCs/>
+          <w:sz w:val="24"/>
+          <w:szCs w:val="24"/>
         </w:rPr>
         <w:t xml:space="preserve">Agentic note:</w:t>
       </w:r>
       <w:r>
+        <w:rPr>
+          <w:rFonts w:ascii="Times New Roman" w:hAnsi="Times New Roman" w:cs="Times New Roman"/>
+          <w:sz w:val="24"/>
+          <w:szCs w:val="24"/>
+        </w:rPr>
         <w:t xml:space="preserve">: If you are an AI agent reading this SOP, the confirmation requirement means: before taking the listed actions, you MUST present your intended action to the human operator and wait for explicit approval (e.g., "yes, proceed" in the chat). Do not assume that context implies permission.</w:t>
       </w:r>
     </w:p>
     <w:p>
       <w:pPr>
-        <w:spacing w:after="80"/>
-      </w:pPr>
-      <w:r>
-        <w:rPr>
-          <w:b/>
-          <w:bCs/>
+        <w:spacing w:line="360" w:lineRule="auto" w:after="80"/>
+        <w:keepLines/>
+      </w:pPr>
+      <w:r>
+        <w:rPr>
+          <w:rFonts w:ascii="Times New Roman" w:hAnsi="Times New Roman" w:cs="Times New Roman"/>
+          <w:b/>
+          <w:bCs/>
+          <w:sz w:val="24"/>
+          <w:szCs w:val="24"/>
         </w:rPr>
         <w:t xml:space="preserve">9. Dashboard Maintenance</w:t>
       </w:r>
     </w:p>
     <w:p>
       <w:pPr>
-        <w:spacing w:after="80"/>
-      </w:pPr>
-      <w:r>
-        <w:rPr>
-          <w:b/>
-          <w:bCs/>
+        <w:spacing w:line="360" w:lineRule="auto" w:after="80"/>
+        <w:keepLines/>
+      </w:pPr>
+      <w:r>
+        <w:rPr>
+          <w:rFonts w:ascii="Times New Roman" w:hAnsi="Times New Roman" w:cs="Times New Roman"/>
+          <w:b/>
+          <w:bCs/>
+          <w:sz w:val="24"/>
+          <w:szCs w:val="24"/>
         </w:rPr>
         <w:t xml:space="preserve">9.1.  </w:t>
       </w:r>
       <w:r>
+        <w:rPr>
+          <w:rFonts w:ascii="Times New Roman" w:hAnsi="Times New Roman" w:cs="Times New Roman"/>
+          <w:sz w:val="24"/>
+          <w:szCs w:val="24"/>
+        </w:rPr>
         <w:t xml:space="preserve">**Monthly:** Verify all Supabase tables are accessible and data is loading correctly.</w:t>
       </w:r>
     </w:p>
     <w:p>
       <w:pPr>
-        <w:spacing w:after="80"/>
-      </w:pPr>
-      <w:r>
-        <w:rPr>
-          <w:b/>
-          <w:bCs/>
+        <w:spacing w:line="360" w:lineRule="auto" w:after="80"/>
+        <w:keepLines/>
+      </w:pPr>
+      <w:r>
+        <w:rPr>
+          <w:rFonts w:ascii="Times New Roman" w:hAnsi="Times New Roman" w:cs="Times New Roman"/>
+          <w:b/>
+          <w:bCs/>
+          <w:sz w:val="24"/>
+          <w:szCs w:val="24"/>
         </w:rPr>
         <w:t xml:space="preserve">9.2.  </w:t>
       </w:r>
       <w:r>
+        <w:rPr>
+          <w:rFonts w:ascii="Times New Roman" w:hAnsi="Times New Roman" w:cs="Times New Roman"/>
+          <w:sz w:val="24"/>
+          <w:szCs w:val="24"/>
+        </w:rPr>
         <w:t xml:space="preserve">**Monthly:** Check for any console errors in the dashboard (browser dev tools → Console tab).</w:t>
       </w:r>
     </w:p>
     <w:p>
       <w:pPr>
-        <w:spacing w:after="80"/>
-      </w:pPr>
-      <w:r>
-        <w:rPr>
-          <w:b/>
-          <w:bCs/>
+        <w:spacing w:line="360" w:lineRule="auto" w:after="80"/>
+        <w:keepLines/>
+      </w:pPr>
+      <w:r>
+        <w:rPr>
+          <w:rFonts w:ascii="Times New Roman" w:hAnsi="Times New Roman" w:cs="Times New Roman"/>
+          <w:b/>
+          <w:bCs/>
+          <w:sz w:val="24"/>
+          <w:szCs w:val="24"/>
         </w:rPr>
         <w:t xml:space="preserve">9.3.  </w:t>
       </w:r>
       <w:r>
+        <w:rPr>
+          <w:rFonts w:ascii="Times New Roman" w:hAnsi="Times New Roman" w:cs="Times New Roman"/>
+          <w:sz w:val="24"/>
+          <w:szCs w:val="24"/>
+        </w:rPr>
         <w:t xml:space="preserve">**Quarterly:** Review which tabs are used most — are any unused features creating confusion?</w:t>
       </w:r>
     </w:p>
     <w:p>
       <w:pPr>
-        <w:spacing w:after="80"/>
-      </w:pPr>
-      <w:r>
-        <w:rPr>
-          <w:b/>
-          <w:bCs/>
+        <w:spacing w:line="360" w:lineRule="auto" w:after="80"/>
+        <w:keepLines/>
+      </w:pPr>
+      <w:r>
+        <w:rPr>
+          <w:rFonts w:ascii="Times New Roman" w:hAnsi="Times New Roman" w:cs="Times New Roman"/>
+          <w:b/>
+          <w:bCs/>
+          <w:sz w:val="24"/>
+          <w:szCs w:val="24"/>
         </w:rPr>
         <w:t xml:space="preserve">9.4.  </w:t>
       </w:r>
       <w:r>
+        <w:rPr>
+          <w:rFonts w:ascii="Times New Roman" w:hAnsi="Times New Roman" w:cs="Times New Roman"/>
+          <w:sz w:val="24"/>
+          <w:szCs w:val="24"/>
+        </w:rPr>
         <w:t xml:space="preserve">**On every SOP update:** Update this SOP to reflect any new tabs, fields, or workflows.</w:t>
       </w:r>
     </w:p>
     <w:p>
       <w:pPr>
-        <w:spacing w:after="80"/>
-      </w:pPr>
-      <w:r>
-        <w:rPr>
-          <w:b/>
-          <w:bCs/>
+        <w:spacing w:line="360" w:lineRule="auto" w:after="80"/>
+        <w:keepLines/>
+      </w:pPr>
+      <w:r>
+        <w:rPr>
+          <w:rFonts w:ascii="Times New Roman" w:hAnsi="Times New Roman" w:cs="Times New Roman"/>
+          <w:b/>
+          <w:bCs/>
+          <w:sz w:val="24"/>
+          <w:szCs w:val="24"/>
         </w:rPr>
         <w:t xml:space="preserve">10. Quality Controls &amp; KPIs</w:t>
       </w:r>
     </w:p>
     <w:p>
       <w:pPr>
-        <w:spacing w:after="80"/>
-      </w:pPr>
-      <w:r>
+        <w:spacing w:line="360" w:lineRule="auto" w:after="80"/>
+        <w:keepLines/>
+      </w:pPr>
+      <w:r>
+        <w:rPr>
+          <w:rFonts w:ascii="Times New Roman" w:hAnsi="Times New Roman" w:cs="Times New Roman"/>
+          <w:sz w:val="24"/>
+          <w:szCs w:val="24"/>
+        </w:rPr>
         <w:t xml:space="preserve">Metric | Target | Review Frequency</w:t>
       </w:r>
     </w:p>
     <w:p>
       <w:pPr>
-        <w:spacing w:after="80"/>
-      </w:pPr>
-      <w:r>
+        <w:spacing w:line="360" w:lineRule="auto" w:after="80"/>
+        <w:keepLines/>
+      </w:pPr>
+      <w:r>
+        <w:rPr>
+          <w:rFonts w:ascii="Times New Roman" w:hAnsi="Times New Roman" w:cs="Times New Roman"/>
+          <w:sz w:val="24"/>
+          <w:szCs w:val="24"/>
+        </w:rPr>
         <w:t xml:space="preserve">Daily morning check completed | 100% of business days | Weekly</w:t>
       </w:r>
     </w:p>
     <w:p>
       <w:pPr>
-        <w:spacing w:after="80"/>
-      </w:pPr>
-      <w:r>
+        <w:spacing w:line="360" w:lineRule="auto" w:after="80"/>
+        <w:keepLines/>
+      </w:pPr>
+      <w:r>
+        <w:rPr>
+          <w:rFonts w:ascii="Times New Roman" w:hAnsi="Times New Roman" w:cs="Times New Roman"/>
+          <w:sz w:val="24"/>
+          <w:szCs w:val="24"/>
+        </w:rPr>
         <w:t xml:space="preserve">All new leads reviewed within 4hr | 100% | Per lead</w:t>
       </w:r>
     </w:p>
     <w:p>
       <w:pPr>
-        <w:spacing w:after="80"/>
-      </w:pPr>
-      <w:r>
+        <w:spacing w:line="360" w:lineRule="auto" w:after="80"/>
+        <w:keepLines/>
+      </w:pPr>
+      <w:r>
+        <w:rPr>
+          <w:rFonts w:ascii="Times New Roman" w:hAnsi="Times New Roman" w:cs="Times New Roman"/>
+          <w:sz w:val="24"/>
+          <w:szCs w:val="24"/>
+        </w:rPr>
         <w:t xml:space="preserve">CRM records with all required fields | 100% | Monthly</w:t>
       </w:r>
     </w:p>
     <w:p>
       <w:pPr>
-        <w:spacing w:after="80"/>
-      </w:pPr>
-      <w:r>
+        <w:spacing w:line="360" w:lineRule="auto" w:after="80"/>
+        <w:keepLines/>
+      </w:pPr>
+      <w:r>
+        <w:rPr>
+          <w:rFonts w:ascii="Times New Roman" w:hAnsi="Times New Roman" w:cs="Times New Roman"/>
+          <w:sz w:val="24"/>
+          <w:szCs w:val="24"/>
+        </w:rPr>
         <w:t xml:space="preserve">Dashboard accessible (no outages) | 99.9% uptime | Monthly</w:t>
       </w:r>
     </w:p>
     <w:p>
       <w:pPr>
-        <w:spacing w:before="240" w:after="80"/>
-      </w:pPr>
-      <w:r>
-        <w:rPr>
+        <w:spacing w:line="360" w:lineRule="auto" w:before="240" w:after="80"/>
+        <w:keepLines/>
+        <w:pageBreakBefore/>
+      </w:pPr>
+      <w:r>
+        <w:rPr>
+          <w:rFonts w:ascii="Times New Roman" w:hAnsi="Times New Roman" w:cs="Times New Roman"/>
           <w:b/>
           <w:bCs/>
           <w:sz w:val="28"/>
@@ -1457,10 +1992,13 @@
     <w:p/>
     <w:p>
       <w:pPr>
-        <w:spacing w:before="240" w:after="80"/>
-      </w:pPr>
-      <w:r>
-        <w:rPr>
+        <w:spacing w:line="360" w:lineRule="auto" w:before="240" w:after="80"/>
+        <w:keepLines/>
+        <w:pageBreakBefore/>
+      </w:pPr>
+      <w:r>
+        <w:rPr>
+          <w:rFonts w:ascii="Times New Roman" w:hAnsi="Times New Roman" w:cs="Times New Roman"/>
           <w:b/>
           <w:bCs/>
           <w:sz w:val="28"/>
@@ -1473,10 +2011,13 @@
     <w:p/>
     <w:p>
       <w:pPr>
-        <w:spacing w:before="240" w:after="80"/>
-      </w:pPr>
-      <w:r>
-        <w:rPr>
+        <w:spacing w:line="360" w:lineRule="auto" w:before="240" w:after="80"/>
+        <w:keepLines/>
+        <w:pageBreakBefore/>
+      </w:pPr>
+      <w:r>
+        <w:rPr>
+          <w:rFonts w:ascii="Times New Roman" w:hAnsi="Times New Roman" w:cs="Times New Roman"/>
           <w:b/>
           <w:bCs/>
           <w:sz w:val="28"/>
@@ -1489,10 +2030,12 @@
     <w:p/>
     <w:p>
       <w:pPr>
-        <w:spacing w:before="240" w:after="80"/>
-      </w:pPr>
-      <w:r>
-        <w:rPr>
+        <w:spacing w:line="360" w:lineRule="auto" w:before="240" w:after="80"/>
+        <w:keepLines/>
+      </w:pPr>
+      <w:r>
+        <w:rPr>
+          <w:rFonts w:ascii="Times New Roman" w:hAnsi="Times New Roman" w:cs="Times New Roman"/>
           <w:b/>
           <w:bCs/>
           <w:sz w:val="28"/>

--- a/public/ims/PRO-11-ADMIN-DASHBOARD.docx
+++ b/public/ims/PRO-11-ADMIN-DASHBOARD.docx
@@ -548,7 +548,7 @@
     </w:tbl>
     <w:p>
       <w:pPr>
-        <w:spacing w:line="360" w:lineRule="auto" w:before="240" w:after="80"/>
+        <w:spacing w:line="276" w:lineRule="auto" w:before="120" w:after="40"/>
         <w:keepLines/>
         <w:pageBreakBefore/>
       </w:pPr>
@@ -566,7 +566,7 @@
     </w:p>
     <w:p>
       <w:pPr>
-        <w:spacing w:line="360" w:lineRule="auto" w:after="80"/>
+        <w:spacing w:line="276" w:lineRule="auto" w:after="40"/>
         <w:keepLines/>
       </w:pPr>
       <w:r>
@@ -580,7 +580,7 @@
     </w:p>
     <w:p>
       <w:pPr>
-        <w:spacing w:line="360" w:lineRule="auto" w:before="240" w:after="80"/>
+        <w:spacing w:line="276" w:lineRule="auto" w:before="120" w:after="40"/>
         <w:keepLines/>
       </w:pPr>
       <w:r>
@@ -597,7 +597,7 @@
     </w:p>
     <w:p>
       <w:pPr>
-        <w:spacing w:line="360" w:lineRule="auto" w:after="80"/>
+        <w:spacing w:line="276" w:lineRule="auto" w:after="40"/>
         <w:keepLines/>
       </w:pPr>
       <w:r>
@@ -611,7 +611,7 @@
     </w:p>
     <w:p>
       <w:pPr>
-        <w:spacing w:line="360" w:lineRule="auto" w:before="240" w:after="80"/>
+        <w:spacing w:line="276" w:lineRule="auto" w:before="120" w:after="40"/>
         <w:keepLines/>
       </w:pPr>
       <w:r>
@@ -629,7 +629,7 @@
     <w:p/>
     <w:p>
       <w:pPr>
-        <w:spacing w:line="360" w:lineRule="auto" w:before="240" w:after="80"/>
+        <w:spacing w:line="276" w:lineRule="auto" w:before="120" w:after="40"/>
         <w:keepLines/>
       </w:pPr>
       <w:r>
@@ -646,7 +646,7 @@
     </w:p>
     <w:p>
       <w:pPr>
-        <w:spacing w:line="360" w:lineRule="auto" w:after="80"/>
+        <w:spacing w:line="276" w:lineRule="auto" w:after="40"/>
         <w:keepLines/>
       </w:pPr>
       <w:r>
@@ -670,7 +670,7 @@
     </w:p>
     <w:p>
       <w:pPr>
-        <w:spacing w:line="360" w:lineRule="auto" w:after="80"/>
+        <w:spacing w:line="276" w:lineRule="auto" w:after="40"/>
         <w:keepLines/>
       </w:pPr>
       <w:r>
@@ -694,7 +694,7 @@
     </w:p>
     <w:p>
       <w:pPr>
-        <w:spacing w:line="360" w:lineRule="auto" w:after="80"/>
+        <w:spacing w:line="276" w:lineRule="auto" w:after="40"/>
         <w:keepLines/>
       </w:pPr>
       <w:r>
@@ -718,7 +718,7 @@
     </w:p>
     <w:p>
       <w:pPr>
-        <w:spacing w:line="360" w:lineRule="auto" w:after="80"/>
+        <w:spacing w:line="276" w:lineRule="auto" w:after="40"/>
         <w:keepLines/>
       </w:pPr>
       <w:r>
@@ -742,7 +742,7 @@
     </w:p>
     <w:p>
       <w:pPr>
-        <w:spacing w:line="360" w:lineRule="auto" w:after="80"/>
+        <w:spacing w:line="276" w:lineRule="auto" w:after="40"/>
         <w:keepLines/>
       </w:pPr>
       <w:r>
@@ -766,7 +766,7 @@
     </w:p>
     <w:p>
       <w:pPr>
-        <w:spacing w:line="360" w:lineRule="auto" w:after="80"/>
+        <w:spacing w:line="276" w:lineRule="auto" w:after="40"/>
         <w:keepLines/>
       </w:pPr>
       <w:r>
@@ -782,7 +782,7 @@
     </w:p>
     <w:p>
       <w:pPr>
-        <w:spacing w:line="360" w:lineRule="auto" w:after="80"/>
+        <w:spacing w:line="276" w:lineRule="auto" w:after="40"/>
         <w:keepLines/>
       </w:pPr>
       <w:r>
@@ -798,7 +798,7 @@
     </w:p>
     <w:p>
       <w:pPr>
-        <w:spacing w:line="360" w:lineRule="auto" w:after="80"/>
+        <w:spacing w:line="276" w:lineRule="auto" w:after="40"/>
         <w:keepLines/>
       </w:pPr>
       <w:r>
@@ -812,7 +812,7 @@
     </w:p>
     <w:p>
       <w:pPr>
-        <w:spacing w:line="360" w:lineRule="auto" w:after="80"/>
+        <w:spacing w:line="276" w:lineRule="auto" w:after="40"/>
         <w:keepLines/>
       </w:pPr>
       <w:r>
@@ -826,7 +826,7 @@
     </w:p>
     <w:p>
       <w:pPr>
-        <w:spacing w:line="360" w:lineRule="auto" w:after="80"/>
+        <w:spacing w:line="276" w:lineRule="auto" w:after="40"/>
         <w:keepLines/>
       </w:pPr>
       <w:r>
@@ -840,7 +840,7 @@
     </w:p>
     <w:p>
       <w:pPr>
-        <w:spacing w:line="360" w:lineRule="auto" w:after="80"/>
+        <w:spacing w:line="276" w:lineRule="auto" w:after="40"/>
         <w:keepLines/>
       </w:pPr>
       <w:r>
@@ -854,7 +854,7 @@
     </w:p>
     <w:p>
       <w:pPr>
-        <w:spacing w:line="360" w:lineRule="auto" w:after="80"/>
+        <w:spacing w:line="276" w:lineRule="auto" w:after="40"/>
         <w:keepLines/>
       </w:pPr>
       <w:r>
@@ -868,7 +868,7 @@
     </w:p>
     <w:p>
       <w:pPr>
-        <w:spacing w:line="360" w:lineRule="auto" w:after="80"/>
+        <w:spacing w:line="276" w:lineRule="auto" w:after="40"/>
         <w:keepLines/>
       </w:pPr>
       <w:r>
@@ -882,7 +882,7 @@
     </w:p>
     <w:p>
       <w:pPr>
-        <w:spacing w:line="360" w:lineRule="auto" w:after="80"/>
+        <w:spacing w:line="276" w:lineRule="auto" w:after="40"/>
         <w:keepLines/>
       </w:pPr>
       <w:r>
@@ -896,7 +896,7 @@
     </w:p>
     <w:p>
       <w:pPr>
-        <w:spacing w:line="360" w:lineRule="auto" w:after="80"/>
+        <w:spacing w:line="276" w:lineRule="auto" w:after="40"/>
         <w:keepLines/>
       </w:pPr>
       <w:r>
@@ -910,7 +910,7 @@
     </w:p>
     <w:p>
       <w:pPr>
-        <w:spacing w:line="360" w:lineRule="auto" w:after="80"/>
+        <w:spacing w:line="276" w:lineRule="auto" w:after="40"/>
         <w:keepLines/>
       </w:pPr>
       <w:r>
@@ -926,7 +926,7 @@
     </w:p>
     <w:p>
       <w:pPr>
-        <w:spacing w:line="360" w:lineRule="auto" w:after="80"/>
+        <w:spacing w:line="276" w:lineRule="auto" w:after="40"/>
         <w:keepLines/>
       </w:pPr>
       <w:r>
@@ -942,7 +942,7 @@
     </w:p>
     <w:p>
       <w:pPr>
-        <w:spacing w:line="360" w:lineRule="auto" w:after="80"/>
+        <w:spacing w:line="276" w:lineRule="auto" w:after="40"/>
         <w:keepLines/>
       </w:pPr>
       <w:r>
@@ -966,7 +966,7 @@
     </w:p>
     <w:p>
       <w:pPr>
-        <w:spacing w:line="360" w:lineRule="auto" w:after="80"/>
+        <w:spacing w:line="276" w:lineRule="auto" w:after="40"/>
         <w:keepLines/>
       </w:pPr>
       <w:r>
@@ -990,7 +990,7 @@
     </w:p>
     <w:p>
       <w:pPr>
-        <w:spacing w:line="360" w:lineRule="auto" w:after="80"/>
+        <w:spacing w:line="276" w:lineRule="auto" w:after="40"/>
         <w:keepLines/>
       </w:pPr>
       <w:r>
@@ -1014,7 +1014,7 @@
     </w:p>
     <w:p>
       <w:pPr>
-        <w:spacing w:line="360" w:lineRule="auto" w:after="80"/>
+        <w:spacing w:line="276" w:lineRule="auto" w:after="40"/>
         <w:keepLines/>
       </w:pPr>
       <w:r>
@@ -1038,7 +1038,7 @@
     </w:p>
     <w:p>
       <w:pPr>
-        <w:spacing w:line="360" w:lineRule="auto" w:after="80"/>
+        <w:spacing w:line="276" w:lineRule="auto" w:after="40"/>
         <w:keepLines/>
       </w:pPr>
       <w:r>
@@ -1062,7 +1062,7 @@
     </w:p>
     <w:p>
       <w:pPr>
-        <w:spacing w:line="360" w:lineRule="auto" w:after="80"/>
+        <w:spacing w:line="276" w:lineRule="auto" w:after="40"/>
         <w:keepLines/>
       </w:pPr>
       <w:r>
@@ -1086,7 +1086,7 @@
     </w:p>
     <w:p>
       <w:pPr>
-        <w:spacing w:line="360" w:lineRule="auto" w:after="80"/>
+        <w:spacing w:line="276" w:lineRule="auto" w:after="40"/>
         <w:keepLines/>
       </w:pPr>
       <w:r>
@@ -1102,7 +1102,7 @@
     </w:p>
     <w:p>
       <w:pPr>
-        <w:spacing w:line="360" w:lineRule="auto" w:after="80"/>
+        <w:spacing w:line="276" w:lineRule="auto" w:after="40"/>
         <w:keepLines/>
       </w:pPr>
       <w:r>
@@ -1126,7 +1126,7 @@
     </w:p>
     <w:p>
       <w:pPr>
-        <w:spacing w:line="360" w:lineRule="auto" w:after="80"/>
+        <w:spacing w:line="276" w:lineRule="auto" w:after="40"/>
         <w:keepLines/>
       </w:pPr>
       <w:r>
@@ -1150,7 +1150,7 @@
     </w:p>
     <w:p>
       <w:pPr>
-        <w:spacing w:line="360" w:lineRule="auto" w:after="80"/>
+        <w:spacing w:line="276" w:lineRule="auto" w:after="40"/>
         <w:keepLines/>
       </w:pPr>
       <w:r>
@@ -1174,7 +1174,7 @@
     </w:p>
     <w:p>
       <w:pPr>
-        <w:spacing w:line="360" w:lineRule="auto" w:after="80"/>
+        <w:spacing w:line="276" w:lineRule="auto" w:after="40"/>
         <w:keepLines/>
       </w:pPr>
       <w:r>
@@ -1198,7 +1198,7 @@
     </w:p>
     <w:p>
       <w:pPr>
-        <w:spacing w:line="360" w:lineRule="auto" w:after="80"/>
+        <w:spacing w:line="276" w:lineRule="auto" w:after="40"/>
         <w:keepLines/>
       </w:pPr>
       <w:r>
@@ -1214,7 +1214,7 @@
     </w:p>
     <w:p>
       <w:pPr>
-        <w:spacing w:line="360" w:lineRule="auto" w:after="80"/>
+        <w:spacing w:line="276" w:lineRule="auto" w:after="40"/>
         <w:keepLines/>
       </w:pPr>
       <w:r>
@@ -1228,7 +1228,7 @@
     </w:p>
     <w:p>
       <w:pPr>
-        <w:spacing w:line="360" w:lineRule="auto" w:after="80"/>
+        <w:spacing w:line="276" w:lineRule="auto" w:after="40"/>
         <w:keepLines/>
       </w:pPr>
       <w:r>
@@ -1252,7 +1252,7 @@
     </w:p>
     <w:p>
       <w:pPr>
-        <w:spacing w:line="360" w:lineRule="auto" w:after="80"/>
+        <w:spacing w:line="276" w:lineRule="auto" w:after="40"/>
         <w:keepLines/>
       </w:pPr>
       <w:r>
@@ -1276,7 +1276,7 @@
     </w:p>
     <w:p>
       <w:pPr>
-        <w:spacing w:line="360" w:lineRule="auto" w:after="80"/>
+        <w:spacing w:line="276" w:lineRule="auto" w:after="40"/>
         <w:keepLines/>
       </w:pPr>
       <w:r>
@@ -1300,7 +1300,7 @@
     </w:p>
     <w:p>
       <w:pPr>
-        <w:spacing w:line="360" w:lineRule="auto" w:after="80"/>
+        <w:spacing w:line="276" w:lineRule="auto" w:after="40"/>
         <w:keepLines/>
       </w:pPr>
       <w:r>
@@ -1324,7 +1324,7 @@
     </w:p>
     <w:p>
       <w:pPr>
-        <w:spacing w:line="360" w:lineRule="auto" w:after="80"/>
+        <w:spacing w:line="276" w:lineRule="auto" w:after="40"/>
         <w:keepLines/>
       </w:pPr>
       <w:r>
@@ -1348,7 +1348,7 @@
     </w:p>
     <w:p>
       <w:pPr>
-        <w:spacing w:line="360" w:lineRule="auto" w:after="80"/>
+        <w:spacing w:line="276" w:lineRule="auto" w:after="40"/>
         <w:keepLines/>
       </w:pPr>
       <w:r>
@@ -1372,7 +1372,7 @@
     </w:p>
     <w:p>
       <w:pPr>
-        <w:spacing w:line="360" w:lineRule="auto" w:after="80"/>
+        <w:spacing w:line="276" w:lineRule="auto" w:after="40"/>
         <w:keepLines/>
       </w:pPr>
       <w:r>
@@ -1396,7 +1396,7 @@
     </w:p>
     <w:p>
       <w:pPr>
-        <w:spacing w:line="360" w:lineRule="auto" w:after="80"/>
+        <w:spacing w:line="276" w:lineRule="auto" w:after="40"/>
         <w:keepLines/>
       </w:pPr>
       <w:r>
@@ -1420,7 +1420,7 @@
     </w:p>
     <w:p>
       <w:pPr>
-        <w:spacing w:line="360" w:lineRule="auto" w:after="80"/>
+        <w:spacing w:line="276" w:lineRule="auto" w:after="40"/>
         <w:keepLines/>
       </w:pPr>
       <w:r>
@@ -1436,7 +1436,7 @@
     </w:p>
     <w:p>
       <w:pPr>
-        <w:spacing w:line="360" w:lineRule="auto" w:after="80"/>
+        <w:spacing w:line="276" w:lineRule="auto" w:after="40"/>
         <w:keepLines/>
       </w:pPr>
       <w:r>
@@ -1450,7 +1450,7 @@
     </w:p>
     <w:p>
       <w:pPr>
-        <w:spacing w:line="360" w:lineRule="auto" w:after="80"/>
+        <w:spacing w:line="276" w:lineRule="auto" w:after="40"/>
         <w:keepLines/>
       </w:pPr>
       <w:r>
@@ -1466,7 +1466,7 @@
     </w:p>
     <w:p>
       <w:pPr>
-        <w:spacing w:line="360" w:lineRule="auto" w:after="60"/>
+        <w:spacing w:line="276" w:lineRule="auto" w:after="30"/>
         <w:keepLines/>
         <w:ind w:left="720" w:hanging="360"/>
       </w:pPr>
@@ -1489,7 +1489,7 @@
     </w:p>
     <w:p>
       <w:pPr>
-        <w:spacing w:line="360" w:lineRule="auto" w:after="60"/>
+        <w:spacing w:line="276" w:lineRule="auto" w:after="30"/>
         <w:keepLines/>
         <w:ind w:left="720" w:hanging="360"/>
       </w:pPr>
@@ -1512,7 +1512,7 @@
     </w:p>
     <w:p>
       <w:pPr>
-        <w:spacing w:line="360" w:lineRule="auto" w:after="80"/>
+        <w:spacing w:line="276" w:lineRule="auto" w:after="40"/>
         <w:keepLines/>
       </w:pPr>
       <w:r>
@@ -1528,7 +1528,7 @@
     </w:p>
     <w:p>
       <w:pPr>
-        <w:spacing w:line="360" w:lineRule="auto" w:after="60"/>
+        <w:spacing w:line="276" w:lineRule="auto" w:after="30"/>
         <w:keepLines/>
         <w:ind w:left="720" w:hanging="360"/>
       </w:pPr>
@@ -1551,7 +1551,7 @@
     </w:p>
     <w:p>
       <w:pPr>
-        <w:spacing w:line="360" w:lineRule="auto" w:after="60"/>
+        <w:spacing w:line="276" w:lineRule="auto" w:after="30"/>
         <w:keepLines/>
         <w:ind w:left="720" w:hanging="360"/>
       </w:pPr>
@@ -1574,7 +1574,7 @@
     </w:p>
     <w:p>
       <w:pPr>
-        <w:spacing w:line="360" w:lineRule="auto" w:after="60"/>
+        <w:spacing w:line="276" w:lineRule="auto" w:after="30"/>
         <w:keepLines/>
         <w:ind w:left="720" w:hanging="360"/>
       </w:pPr>
@@ -1597,7 +1597,7 @@
     </w:p>
     <w:p>
       <w:pPr>
-        <w:spacing w:line="360" w:lineRule="auto" w:after="60"/>
+        <w:spacing w:line="276" w:lineRule="auto" w:after="30"/>
         <w:keepLines/>
         <w:ind w:left="720" w:hanging="360"/>
       </w:pPr>
@@ -1620,7 +1620,7 @@
     </w:p>
     <w:p>
       <w:pPr>
-        <w:spacing w:line="360" w:lineRule="auto" w:after="80"/>
+        <w:spacing w:line="276" w:lineRule="auto" w:after="40"/>
         <w:keepLines/>
       </w:pPr>
       <w:r>
@@ -1636,7 +1636,7 @@
     </w:p>
     <w:p>
       <w:pPr>
-        <w:spacing w:line="360" w:lineRule="auto" w:after="60"/>
+        <w:spacing w:line="276" w:lineRule="auto" w:after="30"/>
         <w:keepLines/>
         <w:ind w:left="720" w:hanging="360"/>
       </w:pPr>
@@ -1659,7 +1659,7 @@
     </w:p>
     <w:p>
       <w:pPr>
-        <w:spacing w:line="360" w:lineRule="auto" w:after="60"/>
+        <w:spacing w:line="276" w:lineRule="auto" w:after="30"/>
         <w:keepLines/>
         <w:ind w:left="720" w:hanging="360"/>
       </w:pPr>
@@ -1682,7 +1682,7 @@
     </w:p>
     <w:p>
       <w:pPr>
-        <w:spacing w:line="360" w:lineRule="auto" w:after="60"/>
+        <w:spacing w:line="276" w:lineRule="auto" w:after="30"/>
         <w:keepLines/>
         <w:ind w:left="720" w:hanging="360"/>
       </w:pPr>
@@ -1705,7 +1705,7 @@
     </w:p>
     <w:p>
       <w:pPr>
-        <w:spacing w:line="360" w:lineRule="auto" w:after="60"/>
+        <w:spacing w:line="276" w:lineRule="auto" w:after="30"/>
         <w:keepLines/>
         <w:ind w:left="720" w:hanging="360"/>
       </w:pPr>
@@ -1728,7 +1728,7 @@
     </w:p>
     <w:p>
       <w:pPr>
-        <w:spacing w:line="360" w:lineRule="auto" w:after="60"/>
+        <w:spacing w:line="276" w:lineRule="auto" w:after="30"/>
         <w:keepLines/>
         <w:ind w:left="720" w:hanging="360"/>
       </w:pPr>
@@ -1751,7 +1751,7 @@
     </w:p>
     <w:p>
       <w:pPr>
-        <w:spacing w:line="360" w:lineRule="auto" w:after="80"/>
+        <w:spacing w:line="276" w:lineRule="auto" w:after="40"/>
         <w:keepLines/>
       </w:pPr>
       <w:r>
@@ -1775,7 +1775,7 @@
     </w:p>
     <w:p>
       <w:pPr>
-        <w:spacing w:line="360" w:lineRule="auto" w:after="80"/>
+        <w:spacing w:line="276" w:lineRule="auto" w:after="40"/>
         <w:keepLines/>
       </w:pPr>
       <w:r>
@@ -1791,7 +1791,7 @@
     </w:p>
     <w:p>
       <w:pPr>
-        <w:spacing w:line="360" w:lineRule="auto" w:after="80"/>
+        <w:spacing w:line="276" w:lineRule="auto" w:after="40"/>
         <w:keepLines/>
       </w:pPr>
       <w:r>
@@ -1815,7 +1815,7 @@
     </w:p>
     <w:p>
       <w:pPr>
-        <w:spacing w:line="360" w:lineRule="auto" w:after="80"/>
+        <w:spacing w:line="276" w:lineRule="auto" w:after="40"/>
         <w:keepLines/>
       </w:pPr>
       <w:r>
@@ -1839,7 +1839,7 @@
     </w:p>
     <w:p>
       <w:pPr>
-        <w:spacing w:line="360" w:lineRule="auto" w:after="80"/>
+        <w:spacing w:line="276" w:lineRule="auto" w:after="40"/>
         <w:keepLines/>
       </w:pPr>
       <w:r>
@@ -1863,7 +1863,7 @@
     </w:p>
     <w:p>
       <w:pPr>
-        <w:spacing w:line="360" w:lineRule="auto" w:after="80"/>
+        <w:spacing w:line="276" w:lineRule="auto" w:after="40"/>
         <w:keepLines/>
       </w:pPr>
       <w:r>
@@ -1887,7 +1887,7 @@
     </w:p>
     <w:p>
       <w:pPr>
-        <w:spacing w:line="360" w:lineRule="auto" w:after="80"/>
+        <w:spacing w:line="276" w:lineRule="auto" w:after="40"/>
         <w:keepLines/>
       </w:pPr>
       <w:r>
@@ -1903,7 +1903,7 @@
     </w:p>
     <w:p>
       <w:pPr>
-        <w:spacing w:line="360" w:lineRule="auto" w:after="80"/>
+        <w:spacing w:line="276" w:lineRule="auto" w:after="40"/>
         <w:keepLines/>
       </w:pPr>
       <w:r>
@@ -1917,7 +1917,7 @@
     </w:p>
     <w:p>
       <w:pPr>
-        <w:spacing w:line="360" w:lineRule="auto" w:after="80"/>
+        <w:spacing w:line="276" w:lineRule="auto" w:after="40"/>
         <w:keepLines/>
       </w:pPr>
       <w:r>
@@ -1931,7 +1931,7 @@
     </w:p>
     <w:p>
       <w:pPr>
-        <w:spacing w:line="360" w:lineRule="auto" w:after="80"/>
+        <w:spacing w:line="276" w:lineRule="auto" w:after="40"/>
         <w:keepLines/>
       </w:pPr>
       <w:r>
@@ -1945,7 +1945,7 @@
     </w:p>
     <w:p>
       <w:pPr>
-        <w:spacing w:line="360" w:lineRule="auto" w:after="80"/>
+        <w:spacing w:line="276" w:lineRule="auto" w:after="40"/>
         <w:keepLines/>
       </w:pPr>
       <w:r>
@@ -1959,7 +1959,7 @@
     </w:p>
     <w:p>
       <w:pPr>
-        <w:spacing w:line="360" w:lineRule="auto" w:after="80"/>
+        <w:spacing w:line="276" w:lineRule="auto" w:after="40"/>
         <w:keepLines/>
       </w:pPr>
       <w:r>

--- a/public/ims/PRO-11-ADMIN-DASHBOARD.docx
+++ b/public/ims/PRO-11-ADMIN-DASHBOARD.docx
@@ -22,12 +22,99 @@
     </w:p>
     <w:p>
       <w:pPr>
-        <w:spacing w:after="60" w:before="120"/>
-      </w:pPr>
-    </w:p>
-    <w:p>
-      <w:pPr>
-        <w:spacing w:after="60" w:before="240"/>
+        <w:spacing w:after="0" w:before="480"/>
+      </w:pPr>
+    </w:p>
+    <w:p>
+      <w:pPr>
+        <w:jc w:val="center"/>
+        <w:spacing w:after="100" w:before="0"/>
+      </w:pPr>
+      <w:r>
+        <w:drawing>
+          <wp:inline xmlns:wp="http://schemas.openxmlformats.org/drawingml/2006/wordprocessingDrawing" distT="0" distB="0" distL="0" distR="0">
+            <wp:extent cx="1238250" cy="1390650"/>
+            <wp:effectExtent l="0" t="0" r="0" b="0"/>
+            <wp:docPr id="10" name="favicon"/>
+            <wp:cNvGraphicFramePr>
+              <a:graphicFrameLocks xmlns:a="http://schemas.openxmlformats.org/drawingml/2006/main" noChangeAspect="1"/>
+            </wp:cNvGraphicFramePr>
+            <a:graphic xmlns:a="http://schemas.openxmlformats.org/drawingml/2006/main">
+              <a:graphicData uri="http://schemas.openxmlformats.org/drawingml/2006/picture">
+                <pic:pic xmlns:pic="http://schemas.openxmlformats.org/drawingml/2006/picture">
+                  <pic:nvPicPr>
+                    <pic:cNvPr id="10" name="favicon"/>
+                    <pic:cNvPicPr/>
+                  </pic:nvPicPr>
+                  <pic:blipFill>
+                    <a:blip r:embed="rId10"/>
+                    <a:stretch>
+                      <a:fillRect/>
+                    </a:stretch>
+                  </pic:blipFill>
+                  <pic:spPr>
+                    <a:xfrm>
+                      <a:off x="0" y="0"/>
+                      <a:ext cx="1238250" cy="1390650"/>
+                    </a:xfrm>
+                    <a:prstGeom prst="rect">
+                      <a:avLst/>
+                    </a:prstGeom>
+                  </pic:spPr>
+                </pic:pic>
+              </a:graphicData>
+            </a:graphic>
+          </wp:inline>
+        </w:drawing>
+      </w:r>
+    </w:p>
+    <w:p>
+      <w:pPr>
+        <w:jc w:val="center"/>
+        <w:spacing w:after="400" w:before="0"/>
+      </w:pPr>
+      <w:r>
+        <w:drawing>
+          <wp:inline xmlns:wp="http://schemas.openxmlformats.org/drawingml/2006/wordprocessingDrawing" distT="0" distB="0" distL="0" distR="0">
+            <wp:extent cx="2095500" cy="914400"/>
+            <wp:effectExtent l="0" t="0" r="0" b="0"/>
+            <wp:docPr id="11" name="wordmark"/>
+            <wp:cNvGraphicFramePr>
+              <a:graphicFrameLocks xmlns:a="http://schemas.openxmlformats.org/drawingml/2006/main" noChangeAspect="1"/>
+            </wp:cNvGraphicFramePr>
+            <a:graphic xmlns:a="http://schemas.openxmlformats.org/drawingml/2006/main">
+              <a:graphicData uri="http://schemas.openxmlformats.org/drawingml/2006/picture">
+                <pic:pic xmlns:pic="http://schemas.openxmlformats.org/drawingml/2006/picture">
+                  <pic:nvPicPr>
+                    <pic:cNvPr id="11" name="wordmark"/>
+                    <pic:cNvPicPr/>
+                  </pic:nvPicPr>
+                  <pic:blipFill>
+                    <a:blip r:embed="rId11"/>
+                    <a:stretch>
+                      <a:fillRect/>
+                    </a:stretch>
+                  </pic:blipFill>
+                  <pic:spPr>
+                    <a:xfrm>
+                      <a:off x="0" y="0"/>
+                      <a:ext cx="2095500" cy="914400"/>
+                    </a:xfrm>
+                    <a:prstGeom prst="rect">
+                      <a:avLst/>
+                    </a:prstGeom>
+                  </pic:spPr>
+                </pic:pic>
+              </a:graphicData>
+            </a:graphic>
+          </wp:inline>
+        </w:drawing>
+      </w:r>
+    </w:p>
+    <w:p>
+      <w:pPr>
+        <w:jc w:val="center"/>
+        <w:spacing w:after="60" w:before="0"/>
       </w:pPr>
       <w:r>
         <w:rPr>
@@ -38,12 +125,13 @@
           <w:sz w:val="44"/>
           <w:szCs w:val="44"/>
         </w:rPr>
-        <w:t xml:space="preserve">SOP-10: Admin Dashboard Operations</w:t>
-      </w:r>
-    </w:p>
-    <w:p>
-      <w:pPr>
-        <w:spacing w:after="200" w:before="0"/>
+        <w:t xml:space="preserve">PRO-11: Admin Dashboard Operations</w:t>
+      </w:r>
+    </w:p>
+    <w:p>
+      <w:pPr>
+        <w:jc w:val="center"/>
+        <w:spacing w:after="320" w:before="0"/>
       </w:pPr>
       <w:r>
         <w:rPr>
@@ -54,11 +142,6 @@
         </w:rPr>
         <w:t xml:space="preserve">Standard Operating Procedure</w:t>
       </w:r>
-    </w:p>
-    <w:p>
-      <w:pPr>
-        <w:spacing w:after="80" w:before="40"/>
-      </w:pPr>
     </w:p>
     <w:tbl>
       <w:tblPr>
@@ -2212,7 +2295,7 @@
 </file>
 
 <file path=word/header1.xml><?xml version="1.0" encoding="utf-8"?>
-<w:hdr xmlns:wpc="http://schemas.microsoft.com/office/word/2010/wordprocessingCanvas" xmlns:mc="http://schemas.openxmlformats.org/markup-compatibility/2006" xmlns:o="urn:schemas-microsoft-com:office:office" xmlns:r="http://schemas.openxmlformats.org/officeDocument/2006/relationships" xmlns:m="http://schemas.openxmlformats.org/officeDocument/2006/math" xmlns:v="urn:schemas-microsoft-com:vml" xmlns:wp14="http://schemas.microsoft.com/office/word/2010/wordprocessingDrawing" xmlns:wp="http://schemas.openxmlformats.org/drawingml/2006/wordprocessingDrawing" xmlns:w10="urn:schemas-microsoft-com:office:word" xmlns:w="http://schemas.openxmlformats.org/wordprocessingml/2006/main" xmlns:w14="http://schemas.microsoft.com/office/word/2010/wordml" xmlns:w15="http://schemas.microsoft.com/office/word/2012/wordml" xmlns:wpg="http://schemas.microsoft.com/office/word/2010/wordprocessingGroup" xmlns:wpi="http://schemas.microsoft.com/office/word/2010/wordprocessingInk" xmlns:wne="http://schemas.microsoft.com/office/word/2006/wordml" xmlns:wps="http://schemas.microsoft.com/office/word/2010/wordprocessingShape" xmlns:cx="http://schemas.microsoft.com/office/drawing/2014/chartex" xmlns:cx1="http://schemas.microsoft.com/office/drawing/2015/9/8/chartex" xmlns:cx2="http://schemas.microsoft.com/office/drawing/2015/10/21/chartex" xmlns:cx3="http://schemas.microsoft.com/office/drawing/2016/5/9/chartex" xmlns:cx4="http://schemas.microsoft.com/office/drawing/2016/5/10/chartex" xmlns:cx5="http://schemas.microsoft.com/office/drawing/2016/5/11/chartex" xmlns:cx6="http://schemas.microsoft.com/office/drawing/2016/5/12/chartex" xmlns:cx7="http://schemas.microsoft.com/office/drawing/2016/5/13/chartex" xmlns:cx8="http://schemas.microsoft.com/office/drawing/2016/5/14/chartex" xmlns:w16cid="http://schemas.microsoft.com/office/word/2016/wordml/cid" xmlns:w16se="http://schemas.microsoft.com/office/word/2015/wordml/symex">
+<w:hdr xmlns:wpc="http://schemas.microsoft.com/office/word/2010/wordprocessingCanvas" xmlns:mc="http://schemas.openxmlformats.org/markup-compatibility/2006" xmlns:o="urn:schemas-microsoft-com:office:office" xmlns:r="http://schemas.openxmlformats.org/officeDocument/2006/relationships" xmlns:m="http://schemas.openxmlformats.org/officeDocument/2006/math" xmlns:v="urn:schemas-microsoft-com:vml" xmlns:wp14="http://schemas.microsoft.com/office/word/2010/wordprocessingDrawing" xmlns:wp="http://schemas.openxmlformats.org/drawingml/2006/wordprocessingDrawing" xmlns:w10="urn:schemas-microsoft-com:office:word" xmlns:w="http://schemas.openxmlformats.org/wordprocessingml/2006/main" xmlns:w14="http://schemas.microsoft.com/office/word/2010/wordml" xmlns:w15="http://schemas.microsoft.com/office/word/2012/wordml" xmlns:w16se="http://schemas.microsoft.com/office/word/2015/wordml/symex">
   <w:p>
     <w:pPr>
       <w:pBdr>
@@ -2223,6 +2306,50 @@
       </w:tabs>
       <w:spacing w:after="80" w:before="80"/>
     </w:pPr>
+    <w:r>
+      <w:drawing>
+        <wp:inline xmlns:wp="http://schemas.openxmlformats.org/drawingml/2006/wordprocessingDrawing" distT="0" distB="0" distL="0" distR="0">
+          <wp:extent cx="209550" cy="238125"/>
+          <wp:effectExtent l="0" t="0" r="0" b="0"/>
+          <wp:docPr id="1" name="header-favicon"/>
+          <wp:cNvGraphicFramePr>
+            <a:graphicFrameLocks xmlns:a="http://schemas.openxmlformats.org/drawingml/2006/main" noChangeAspect="1"/>
+          </wp:cNvGraphicFramePr>
+          <a:graphic xmlns:a="http://schemas.openxmlformats.org/drawingml/2006/main">
+            <a:graphicData uri="http://schemas.openxmlformats.org/drawingml/2006/picture">
+              <pic:pic xmlns:pic="http://schemas.openxmlformats.org/drawingml/2006/picture">
+                <pic:nvPicPr>
+                  <pic:cNvPr id="1" name="header-favicon"/>
+                  <pic:cNvPicPr/>
+                </pic:nvPicPr>
+                <pic:blipFill>
+                  <a:blip r:embed="rId1"/>
+                  <a:stretch>
+                    <a:fillRect/>
+                  </a:stretch>
+                </pic:blipFill>
+                <pic:spPr>
+                  <a:xfrm>
+                    <a:off x="0" y="0"/>
+                    <a:ext cx="209550" cy="238125"/>
+                  </a:xfrm>
+                  <a:prstGeom prst="rect">
+                    <a:avLst/>
+                  </a:prstGeom>
+                </pic:spPr>
+              </pic:pic>
+            </a:graphicData>
+          </a:graphic>
+        </wp:inline>
+      </w:drawing>
+    </w:r>
+    <w:r>
+      <w:rPr>
+        <w:rFonts w:ascii="Arial" w:cs="Arial" w:eastAsia="Arial" w:hAnsi="Arial"/>
+        <w:sz w:val="18"/>
+      </w:rPr>
+      <w:t xml:space="preserve">  </w:t>
+    </w:r>
     <w:r>
       <w:rPr>
         <w:rFonts w:ascii="Arial" w:cs="Arial" w:eastAsia="Arial" w:hAnsi="Arial"/>
@@ -2246,17 +2373,16 @@
     <w:r>
       <w:rPr>
         <w:rFonts w:ascii="Arial" w:cs="Arial" w:eastAsia="Arial" w:hAnsi="Arial"/>
-        <w:color w:val="CBD5E1"/>
+        <w:color w:val="64748B"/>
         <w:sz w:val="20"/>
         <w:szCs w:val="20"/>
       </w:rPr>
-      <w:t xml:space="preserve"> — Admin Dashboard Operations</w:t>
+      <w:t xml:space="preserve">— Admin Dashboard Operations</w:t>
     </w:r>
     <w:r>
       <w:rPr>
         <w:rFonts w:ascii="Arial" w:cs="Arial" w:eastAsia="Arial" w:hAnsi="Arial"/>
         <w:sz w:val="18"/>
-        <w:szCs w:val="18"/>
       </w:rPr>
       <w:t xml:space="preserve">	</w:t>
     </w:r>
